--- a/klagomål/A 24879-2026 FSC-klagomål.docx
+++ b/klagomål/A 24879-2026 FSC-klagomål.docx
@@ -877,7 +877,7 @@
     <w:r>
       <w:tab/>
       <w:tab/>
-      <w:t>2026-06-02</w:t>
+      <w:t>2026-06-03</w:t>
       <w:br/>
       <w:br/>
     </w:r>

--- a/klagomål/A 24879-2026 FSC-klagomål.docx
+++ b/klagomål/A 24879-2026 FSC-klagomål.docx
@@ -191,7 +191,7 @@
     </w:p>
     <w:p>
       <w:r>
-        <w:t>I avverkningsanmälan har följande 5 naturvårdsarter hittats: dofttaggsvamp (NT), järpe (NT, §4), svart taggsvamp agg. (NT), skarp dropptaggsvamp (S) och smal svampklubba (S). Av dessa är 3 rödlistade. För rödlistade arter har rödlistekategorin angivits inom parentes. Arter som är signalarter enligt Skogsstyrelsen har markerats med (S). För fridlysta arter anges även paragrafen i Artskyddsförordningen som arten är fridlyst enligt.</w:t>
+        <w:t>I avverkningsanmälan har följande 9 naturvårdsarter hittats: dofttaggsvamp (NT), grönsångare (NT, §4), järpe (NT, §4), spillkråka (NT, §4), svart taggsvamp agg. (NT), skarp dropptaggsvamp (S), smal svampklubba (S), thomsons trägnagare (S) och fläcknycklar (§8). Av dessa är 5 rödlistade. För rödlistade arter har rödlistekategorin angivits inom parentes. Arter som är signalarter enligt Skogsstyrelsen har markerats med (S). För fridlysta arter anges även paragrafen i Artskyddsförordningen som arten är fridlyst enligt.</w:t>
       </w:r>
     </w:p>
     <w:p>
@@ -334,7 +334,7 @@
     </w:p>
     <w:p>
       <w:r>
-        <w:t>Följande fridlysta arter har sina livsmiljöer och växtplatser i den avverkningsanmälda skogen: järpe (NT, §4).</w:t>
+        <w:t>Följande fridlysta arter har sina livsmiljöer och växtplatser i den avverkningsanmälda skogen: grönsångare (NT, §4), järpe (NT, §4), spillkråka (NT, §4) och fläcknycklar (§8).</w:t>
       </w:r>
     </w:p>
     <w:p>
@@ -356,6 +356,17 @@
         <w:rPr>
           <w:b/>
         </w:rPr>
+        <w:t>Grönsångare (NT, §4)</w:t>
+      </w:r>
+      <w:r>
+        <w:t xml:space="preserve"> är rödlistad som nära hotad (NT) och fridlyst enligt 4§ artskyddsförordningen. Den har minskat med 17 (6–24) % under de senaste 10 åren och minskningstakten för den svenska populationen bedöms vara nära gränsvärdet för Sårbar (VU). (A2b). Arten häckar i högstammig skog, främst lövskog men även i granskog, i regel utan kraftigare undervegetation. Den förekommer i södra och mellersta Sverige samt i Norrlands kustland norrut till Norrbotten. Förekommer dessutom sällsynt i Norrlands inland (SLU Artdatabanken, 2024). Orsaken till grönsångarens nedgång och är oklar varvid det är viktigt att försiktighetsprincipen enligt 2 kap. 3 § miljöbalken tillämpas för att bevara artens livsmiljöer och vända den negativa trenden.</w:t>
+      </w:r>
+    </w:p>
+    <w:p>
+      <w:r>
+        <w:rPr>
+          <w:b/>
+        </w:rPr>
         <w:t>Järpe (§4)</w:t>
       </w:r>
       <w:r>
@@ -378,6 +389,35 @@
       </w:r>
       <w:r>
         <w:t>(SLU Artdatabanken, 2026).</w:t>
+      </w:r>
+    </w:p>
+    <w:p>
+      <w:r>
+        <w:rPr>
+          <w:b/>
+        </w:rPr>
+        <w:t>Spillkråka (§4)</w:t>
+      </w:r>
+      <w:r>
+        <w:t xml:space="preserve"> omfattas av bilaga 1 i EU:s fågeldirektiv och är typisk art för </w:t>
+      </w:r>
+      <w:r>
+        <w:rPr>
+          <w:i/>
+        </w:rPr>
+        <w:t xml:space="preserve">9010 Taiga </w:t>
+      </w:r>
+      <w:r>
+        <w:t>och</w:t>
+      </w:r>
+      <w:r>
+        <w:rPr>
+          <w:i/>
+        </w:rPr>
+        <w:t xml:space="preserve"> 9740 Skogsbevuxen myr</w:t>
+      </w:r>
+      <w:r>
+        <w:t>. Den behöver grova träd, främst tall, asp och bok som boträd. Skogsbruk med korta omloppstider och täta, homogena ungskogar utgör det största hotet. Spillkråka är en nyckelart i skogliga miljöer vars övergivna bohål utnyttjas av flera andra hålhäckande fågelarter och fladdermöss, däribland pärluggla (EN, §4), knipa (§4), salskrake (§4) och skogsduva (§4). Hökuggla (VU, §4) och slaguggla (§4) häckar ofta i högstubbar som brutits av i höjd med ett gammalt spillkråkebo (SLU Artdatabanken, 2026; Skogsstyrelsen, 2016).</w:t>
       </w:r>
     </w:p>
     <w:p>
@@ -491,7 +531,7 @@
         <w:rPr>
           <w:i/>
         </w:rPr>
-        <w:t>I det avverkningsanmälda skogsområdet har 5 naturvårdsarter varav 3 rödlistade arter sina livsmiljöer och växtplatser.</w:t>
+        <w:t>I det avverkningsanmälda skogsområdet har 9 naturvårdsarter varav 5 rödlistade arter sina livsmiljöer och växtplatser.</w:t>
       </w:r>
     </w:p>
     <w:p>
@@ -747,6 +787,78 @@
       </w:r>
       <w:r>
         <w:t>SLU Artdatabanken, Uppsala</w:t>
+      </w:r>
+    </w:p>
+    <w:p>
+      <w:pPr>
+        <w:pStyle w:val="Heading1"/>
+      </w:pPr>
+      <w:r>
+        <w:t>Spillkråka – ekologi samt krav på livsmiljön</w:t>
+      </w:r>
+    </w:p>
+    <w:p>
+      <w:r>
+        <w:t xml:space="preserve">Spillkråka (§4) ingår i bilaga 1 EU:s fågeldirektiv och är typisk art för </w:t>
+      </w:r>
+      <w:r>
+        <w:rPr>
+          <w:i/>
+        </w:rPr>
+        <w:t xml:space="preserve">9010 Taiga </w:t>
+      </w:r>
+      <w:r>
+        <w:t>och</w:t>
+      </w:r>
+      <w:r>
+        <w:rPr>
+          <w:i/>
+        </w:rPr>
+        <w:t xml:space="preserve"> 9740 Skogsbevuxen myr</w:t>
+      </w:r>
+      <w:r>
+        <w:t>. Den lever i både barr- och blandskog liksom i ren lövskog. De tätaste populationerna tenderar att finnas i äldre, variationsrik blandskog med gott om död ved och gamla träd. Varje par utnyttjar 400–1000 hektar skog beroende på skogens kvalitet. Skogsbruk med korta omloppstider och täta, homogena ungskogar utgör det största hotet (SLU Artdatabanken, 2026).</w:t>
+      </w:r>
+    </w:p>
+    <w:p>
+      <w:r>
+        <w:t>Spillkråka är en nyckelart i skogliga miljöer vars övergivna bohål utnyttjas av flera andra hålhäckande fågelarter och fladdermöss, däribland pärluggla (EN, §4), knipa (§4), salskrake (§4) och skogsduva (§4). Hökuggla (VU, §4) och slaguggla (§4) häckar ofta i högstubbar som brutits av i höjd med ett gammalt spillkråkebo (Skogsstyrelsen, 2016).</w:t>
+      </w:r>
+    </w:p>
+    <w:p>
+      <w:pPr>
+        <w:pStyle w:val="Heading2"/>
+      </w:pPr>
+      <w:r>
+        <w:t>Referenser – spillkråka</w:t>
+      </w:r>
+    </w:p>
+    <w:p>
+      <w:r>
+        <w:t xml:space="preserve">Skogsstyrelsen, 2016. </w:t>
+      </w:r>
+      <w:r>
+        <w:rPr>
+          <w:i/>
+        </w:rPr>
+        <w:t xml:space="preserve">Vägledning för hänsyn till spillkråka. </w:t>
+      </w:r>
+      <w:r>
+        <w:t>Vägledningar och kunskapsstöd artskydd – Skogsstyrelsen.</w:t>
+      </w:r>
+    </w:p>
+    <w:p>
+      <w:r>
+        <w:t xml:space="preserve">SLU Artdatabanken, 2026. </w:t>
+      </w:r>
+      <w:r>
+        <w:rPr>
+          <w:i/>
+        </w:rPr>
+        <w:t xml:space="preserve">Artfaktablad. Naturvård – artfakta. </w:t>
+      </w:r>
+      <w:r>
+        <w:t>SLU Artdatabanken, Uppsala.</w:t>
       </w:r>
     </w:p>
     <w:sectPr>
@@ -877,7 +989,7 @@
     <w:r>
       <w:tab/>
       <w:tab/>
-      <w:t>2026-06-03</w:t>
+      <w:t>2026-06-04</w:t>
       <w:br/>
       <w:br/>
     </w:r>

--- a/klagomål/A 24879-2026 FSC-klagomål.docx
+++ b/klagomål/A 24879-2026 FSC-klagomål.docx
@@ -989,7 +989,7 @@
     <w:r>
       <w:tab/>
       <w:tab/>
-      <w:t>2026-06-04</w:t>
+      <w:t>2026-06-05</w:t>
       <w:br/>
       <w:br/>
     </w:r>

--- a/klagomål/A 24879-2026 FSC-klagomål.docx
+++ b/klagomål/A 24879-2026 FSC-klagomål.docx
@@ -989,7 +989,7 @@
     <w:r>
       <w:tab/>
       <w:tab/>
-      <w:t>2026-06-05</w:t>
+      <w:t>2026-06-06</w:t>
       <w:br/>
       <w:br/>
     </w:r>

--- a/klagomål/A 24879-2026 FSC-klagomål.docx
+++ b/klagomål/A 24879-2026 FSC-klagomål.docx
@@ -989,7 +989,7 @@
     <w:r>
       <w:tab/>
       <w:tab/>
-      <w:t>2026-06-06</w:t>
+      <w:t>2026-06-07</w:t>
       <w:br/>
       <w:br/>
     </w:r>

--- a/klagomål/A 24879-2026 FSC-klagomål.docx
+++ b/klagomål/A 24879-2026 FSC-klagomål.docx
@@ -989,7 +989,7 @@
     <w:r>
       <w:tab/>
       <w:tab/>
-      <w:t>2026-06-07</w:t>
+      <w:t>2026-06-08</w:t>
       <w:br/>
       <w:br/>
     </w:r>

--- a/klagomål/A 24879-2026 FSC-klagomål.docx
+++ b/klagomål/A 24879-2026 FSC-klagomål.docx
@@ -989,7 +989,7 @@
     <w:r>
       <w:tab/>
       <w:tab/>
-      <w:t>2026-06-08</w:t>
+      <w:t>2026-06-09</w:t>
       <w:br/>
       <w:br/>
     </w:r>

--- a/klagomål/A 24879-2026 FSC-klagomål.docx
+++ b/klagomål/A 24879-2026 FSC-klagomål.docx
@@ -989,7 +989,7 @@
     <w:r>
       <w:tab/>
       <w:tab/>
-      <w:t>2026-06-09</w:t>
+      <w:t>2026-06-10</w:t>
       <w:br/>
       <w:br/>
     </w:r>

--- a/klagomål/A 24879-2026 FSC-klagomål.docx
+++ b/klagomål/A 24879-2026 FSC-klagomål.docx
@@ -989,7 +989,7 @@
     <w:r>
       <w:tab/>
       <w:tab/>
-      <w:t>2026-06-10</w:t>
+      <w:t>2026-06-11</w:t>
       <w:br/>
       <w:br/>
     </w:r>

--- a/klagomål/A 24879-2026 FSC-klagomål.docx
+++ b/klagomål/A 24879-2026 FSC-klagomål.docx
@@ -989,7 +989,7 @@
     <w:r>
       <w:tab/>
       <w:tab/>
-      <w:t>2026-06-11</w:t>
+      <w:t>2026-06-12</w:t>
       <w:br/>
       <w:br/>
     </w:r>

--- a/klagomål/A 24879-2026 FSC-klagomål.docx
+++ b/klagomål/A 24879-2026 FSC-klagomål.docx
@@ -989,7 +989,7 @@
     <w:r>
       <w:tab/>
       <w:tab/>
-      <w:t>2026-06-12</w:t>
+      <w:t>2026-06-13</w:t>
       <w:br/>
       <w:br/>
     </w:r>

--- a/klagomål/A 24879-2026 FSC-klagomål.docx
+++ b/klagomål/A 24879-2026 FSC-klagomål.docx
@@ -989,7 +989,7 @@
     <w:r>
       <w:tab/>
       <w:tab/>
-      <w:t>2026-06-13</w:t>
+      <w:t>2026-06-14</w:t>
       <w:br/>
       <w:br/>
     </w:r>

--- a/klagomål/A 24879-2026 FSC-klagomål.docx
+++ b/klagomål/A 24879-2026 FSC-klagomål.docx
@@ -989,7 +989,7 @@
     <w:r>
       <w:tab/>
       <w:tab/>
-      <w:t>2026-06-15</w:t>
+      <w:t>2026-06-16</w:t>
       <w:br/>
       <w:br/>
     </w:r>

--- a/klagomål/A 24879-2026 FSC-klagomål.docx
+++ b/klagomål/A 24879-2026 FSC-klagomål.docx
@@ -989,7 +989,7 @@
     <w:r>
       <w:tab/>
       <w:tab/>
-      <w:t>2026-06-16</w:t>
+      <w:t>2026-06-17</w:t>
       <w:br/>
       <w:br/>
     </w:r>

--- a/klagomål/A 24879-2026 FSC-klagomål.docx
+++ b/klagomål/A 24879-2026 FSC-klagomål.docx
@@ -1,6 +1,6 @@
 
 <file path=word/document.xml><?xml version="1.0" encoding="utf-8"?>
-<w:document xmlns:wpc="http://schemas.microsoft.com/office/word/2010/wordprocessingCanvas" xmlns:cx="http://schemas.microsoft.com/office/drawing/2014/chartex" xmlns:cx1="http://schemas.microsoft.com/office/drawing/2015/9/8/chartex" xmlns:cx2="http://schemas.microsoft.com/office/drawing/2015/10/21/chartex" xmlns:cx3="http://schemas.microsoft.com/office/drawing/2016/5/9/chartex" xmlns:cx4="http://schemas.microsoft.com/office/drawing/2016/5/10/chartex" xmlns:cx5="http://schemas.microsoft.com/office/drawing/2016/5/11/chartex" xmlns:cx6="http://schemas.microsoft.com/office/drawing/2016/5/12/chartex" xmlns:cx7="http://schemas.microsoft.com/office/drawing/2016/5/13/chartex" xmlns:cx8="http://schemas.microsoft.com/office/drawing/2016/5/14/chartex" xmlns:mc="http://schemas.openxmlformats.org/markup-compatibility/2006" xmlns:aink="http://schemas.microsoft.com/office/drawing/2016/ink" xmlns:am3d="http://schemas.microsoft.com/office/drawing/2017/model3d" xmlns:o="urn:schemas-microsoft-com:office:office" xmlns:oel="http://schemas.microsoft.com/office/2019/extlst" xmlns:r="http://schemas.openxmlformats.org/officeDocument/2006/relationships" xmlns:m="http://schemas.openxmlformats.org/officeDocument/2006/math" xmlns:v="urn:schemas-microsoft-com:vml" xmlns:wp14="http://schemas.microsoft.com/office/word/2010/wordprocessingDrawing" xmlns:wp="http://schemas.openxmlformats.org/drawingml/2006/wordprocessingDrawing" xmlns:w10="urn:schemas-microsoft-com:office:word" xmlns:w="http://schemas.openxmlformats.org/wordprocessingml/2006/main" xmlns:w14="http://schemas.microsoft.com/office/word/2010/wordml" xmlns:w15="http://schemas.microsoft.com/office/word/2012/wordml" xmlns:w16cex="http://schemas.microsoft.com/office/word/2018/wordml/cex" xmlns:w16cid="http://schemas.microsoft.com/office/word/2016/wordml/cid" xmlns:w16="http://schemas.microsoft.com/office/word/2018/wordml" xmlns:w16sdtdh="http://schemas.microsoft.com/office/word/2020/wordml/sdtdatahash" xmlns:w16se="http://schemas.microsoft.com/office/word/2015/wordml/symex" xmlns:wpg="http://schemas.microsoft.com/office/word/2010/wordprocessingGroup" xmlns:wpi="http://schemas.microsoft.com/office/word/2010/wordprocessingInk" xmlns:wne="http://schemas.microsoft.com/office/word/2006/wordml" xmlns:wps="http://schemas.microsoft.com/office/word/2010/wordprocessingShape" mc:Ignorable="w14 w15 w16se w16cid w16 w16cex w16sdtdh wp14">
+<w:document xmlns:wpc="http://schemas.microsoft.com/office/word/2010/wordprocessingCanvas" xmlns:cx="http://schemas.microsoft.com/office/drawing/2014/chartex" xmlns:cx1="http://schemas.microsoft.com/office/drawing/2015/9/8/chartex" xmlns:cx2="http://schemas.microsoft.com/office/drawing/2015/10/21/chartex" xmlns:cx3="http://schemas.microsoft.com/office/drawing/2016/5/9/chartex" xmlns:cx4="http://schemas.microsoft.com/office/drawing/2016/5/10/chartex" xmlns:cx5="http://schemas.microsoft.com/office/drawing/2016/5/11/chartex" xmlns:cx6="http://schemas.microsoft.com/office/drawing/2016/5/12/chartex" xmlns:cx7="http://schemas.microsoft.com/office/drawing/2016/5/13/chartex" xmlns:cx8="http://schemas.microsoft.com/office/drawing/2016/5/14/chartex" xmlns:mc="http://schemas.openxmlformats.org/markup-compatibility/2006" xmlns:aink="http://schemas.microsoft.com/office/drawing/2016/ink" xmlns:am3d="http://schemas.microsoft.com/office/drawing/2017/model3d" xmlns:o="urn:schemas-microsoft-com:office:office" xmlns:oel="http://schemas.microsoft.com/office/2019/extlst" xmlns:r="http://schemas.openxmlformats.org/officeDocument/2006/relationships" xmlns:m="http://schemas.openxmlformats.org/officeDocument/2006/math" xmlns:v="urn:schemas-microsoft-com:vml" xmlns:wp14="http://schemas.microsoft.com/office/word/2010/wordprocessingDrawing" xmlns:wp="http://schemas.openxmlformats.org/drawingml/2006/wordprocessingDrawing" xmlns:w10="urn:schemas-microsoft-com:office:word" xmlns:w="http://schemas.openxmlformats.org/wordprocessingml/2006/main" xmlns:w14="http://schemas.microsoft.com/office/word/2010/wordml" xmlns:w15="http://schemas.microsoft.com/office/word/2012/wordml" xmlns:w16cex="http://schemas.microsoft.com/office/word/2018/wordml/cex" xmlns:w16cid="http://schemas.microsoft.com/office/word/2016/wordml/cid" xmlns:w16="http://schemas.microsoft.com/office/word/2018/wordml" xmlns:w16du="http://schemas.microsoft.com/office/word/2023/wordml/word16du" xmlns:w16sdtdh="http://schemas.microsoft.com/office/word/2020/wordml/sdtdatahash" xmlns:w16sdtfl="http://schemas.microsoft.com/office/word/2024/wordml/sdtformatlock" xmlns:w16se="http://schemas.microsoft.com/office/word/2015/wordml/symex" xmlns:wpg="http://schemas.microsoft.com/office/word/2010/wordprocessingGroup" xmlns:wpi="http://schemas.microsoft.com/office/word/2010/wordprocessingInk" xmlns:wne="http://schemas.microsoft.com/office/word/2006/wordml" xmlns:wps="http://schemas.microsoft.com/office/word/2010/wordprocessingShape" mc:Ignorable="w14 w15 w16se w16cid w16 w16cex w16sdtdh w16sdtfl w16du wp14">
   <w:body>
     <w:p>
       <w:r>
@@ -168,7 +168,7 @@
     </w:p>
     <w:p>
       <w:r>
-        <w:t>Detta dokument behandlar höga naturvärden i avverkningsanmälan A 24879-2026 i Örebro kommun. Denna avverkningsanmälan inkom 2026-06-01 10:31:19 och omfattar 10,7 ha.</w:t>
+        <w:t>Detta dokument behandlar höga naturvärden i avverkningsanmälan A 24879-2026 i Örebro kommun som inkom 2026-06-01 och omfattar 10,7 ha.</w:t>
       </w:r>
     </w:p>
     <w:p>
@@ -191,12 +191,15 @@
     </w:p>
     <w:p>
       <w:r>
-        <w:t>I avverkningsanmälan har följande 9 naturvårdsarter hittats: dofttaggsvamp (NT), grönsångare (NT, §4), järpe (NT, §4), spillkråka (NT, §4), svart taggsvamp agg. (NT), skarp dropptaggsvamp (S), smal svampklubba (S), thomsons trägnagare (S) och fläcknycklar (§8). Av dessa är 5 rödlistade. För rödlistade arter har rödlistekategorin angivits inom parentes. Arter som är signalarter enligt Skogsstyrelsen har markerats med (S). För fridlysta arter anges även paragrafen i Artskyddsförordningen som arten är fridlyst enligt.</w:t>
+        <w:t>I och inom 3 meter från avverkningsanmälan har följande 8 naturvårdsarter hittats: dofttaggsvamp (NT, T), grönsångare (NT, §4), skarp dropptaggsvamp (NT), smal svampklubba (S), thomsons trägnagare (S), järpe (T, §4), spillkråka (T, §4) och fläcknycklar (§8). Av dessa är 3 rödlistade. För rödlistade arter har rödlistekategorin angivits inom parentes. Arter som är signalarter enligt Skogsstyrelsen har markerats med (S). Typiska arter inom Natura 2000 som är kopplade till skogsekosystem har markerats med (T). För fridlysta arter anges även paragrafen i Artskyddsförordningen som arten är fridlyst enligt.</w:t>
       </w:r>
     </w:p>
     <w:p>
       <w:r>
-        <w:t>De påträffade naturvårdsarterna är ett tydligt kvitto på att detta rör sig om en skog med höga naturvärden. I Figur 1 visas en karta över det avverkningsanmälda området, där samtliga fyndplatser för naturvårdsarter som finns registrerade på Artportalen har markerats.</w:t>
+        <w:t>De påträffade naturvårdsarterna är ett tydligt kvitto på att det rör sig om en skog med höga naturvärden.</w:t>
+      </w:r>
+      <w:r>
+        <w:t xml:space="preserve"> I Figur 1 visas fyndplatser för naturvårdsarter i området, som finns registrerade på Artportalen.</w:t>
       </w:r>
     </w:p>
     <w:p>
@@ -206,7 +209,7 @@
       <w:r>
         <w:drawing>
           <wp:inline xmlns:a="http://schemas.openxmlformats.org/drawingml/2006/main" xmlns:pic="http://schemas.openxmlformats.org/drawingml/2006/picture">
-            <wp:extent cx="5486400" cy="4274024"/>
+            <wp:extent cx="5318792" cy="5688000"/>
             <wp:docPr id="1" name="Picture 1"/>
             <wp:cNvGraphicFramePr>
               <a:graphicFrameLocks noChangeAspect="1"/>
@@ -227,7 +230,7 @@
                   <pic:spPr>
                     <a:xfrm>
                       <a:off x="0" y="0"/>
-                      <a:ext cx="5486400" cy="4274024"/>
+                      <a:ext cx="5318792" cy="5688000"/>
                     </a:xfrm>
                     <a:prstGeom prst="rect"/>
                   </pic:spPr>
@@ -241,92 +244,15 @@
     <w:p>
       <w:pPr>
         <w:pStyle w:val="Caption"/>
+        <w:spacing w:after="240"/>
       </w:pPr>
       <w:r>
-        <w:t>Figur 1. Fyndplatser för naturvårdsarter i det avverkningsanmälda området (röd linje). Markörer utan svart kant är placerade på fyndplatsen. Markörer med svart kant är placerade vid sidan av fyndplatsen och har ett svart streck som visar fyndplatsens exakta position. Kartans mittpunktskoordinat är N 6576512, E 499252 i SWEREF 99 TM.</w:t>
-      </w:r>
-    </w:p>
-    <w:p>
-      <w:r>
-        <w:rPr>
-          <w:b/>
-        </w:rPr>
-        <w:t xml:space="preserve">Dofttaggsvamp (NT) </w:t>
-      </w:r>
-      <w:r>
-        <w:t xml:space="preserve">bildar mykorrhiza med gran i framför allt äldre ängsgranskog eller örtrik granskog av frisk lågörttyp. Arten hotas huvudsakligen av slutavverkning och den överlever sannolikt inte en avverkning eftersom den är beroende de levande barrträdens rötter. Troligen missgynnas den av allt för hård gallring eller plockhuggning om huggningen inte efterföljs av skogsbete. Fler örtrika barrskogar, särskilt de med trädkontinuitet, måste skyddas i större utsträckning än vad som tidigare gjorts. Dofttaggsvamp är typisk art för </w:t>
-      </w:r>
-      <w:r>
-        <w:rPr>
-          <w:i/>
-        </w:rPr>
-        <w:t>9050 Näringsrik granskog</w:t>
-      </w:r>
-      <w:r>
-        <w:t xml:space="preserve"> (SLU Artdatabanken, 2024).</w:t>
-      </w:r>
-    </w:p>
-    <w:p>
-      <w:r>
-        <w:rPr>
-          <w:b/>
-        </w:rPr>
-        <w:t xml:space="preserve">Skarp dropptaggsvamp (NT) </w:t>
-      </w:r>
-      <w:r>
-        <w:t>bildar mykorrhiza med både gran och tall, främst i barrskogar med trädkontinuitet. Arten uppträder dels i näringsrik kalkbarrskog och dels i sur lavtallskog. Kalkbarrskogarna är ofta grandominerade, olikåldriga och skiktade på frisk mark med ett örtrikt vegetationsskikt. Lavtallskogarna är i regel magra, torra, ljusöppna och ofta brandpräglade. Den totala populationen i landet har minskat och bedöms fortsätta minska till följd av avverkning av äldre barrskogar. Arten har begränsad förmåga att återetablera sig efter slutavverkning eller andra storskaliga skogsbruksåtgärder. Det saknas indikationer på att arten långsiktigt kan etablera eller reproducera sig i skogsbestånd som brukas med metoder som trakthyggesbruk, markberedning, gödsling eller föryngring med förädlat plantmaterial. Minskningstakten för den svenska populationen bedöms vara nära gränsvärdet för Sårbar (VU) (SLU Artdatabanken, 2026).</w:t>
-      </w:r>
-    </w:p>
-    <w:p>
-      <w:r>
-        <w:rPr>
-          <w:b/>
-        </w:rPr>
-        <w:t xml:space="preserve">Svart taggsvamp agg. </w:t>
-      </w:r>
-      <w:r>
-        <w:t xml:space="preserve">har visat sig bestå av fyra olika arter: </w:t>
-      </w:r>
-      <w:r>
-        <w:rPr>
-          <w:i/>
-        </w:rPr>
-        <w:t>Phellodon melilotinus</w:t>
-      </w:r>
-      <w:r>
-        <w:t xml:space="preserve"> (VU), </w:t>
-      </w:r>
-      <w:r>
-        <w:rPr>
-          <w:i/>
-        </w:rPr>
-        <w:t>Phellodon aquiloniniger</w:t>
-      </w:r>
-      <w:r>
-        <w:t xml:space="preserve"> (NT), </w:t>
-      </w:r>
-      <w:r>
-        <w:rPr>
-          <w:i/>
-        </w:rPr>
-        <w:t>Phellodon frondosoniger</w:t>
-      </w:r>
-      <w:r>
-        <w:t xml:space="preserve"> (NT) och svart taggsvamp </w:t>
-      </w:r>
-      <w:r>
-        <w:rPr>
-          <w:i/>
-        </w:rPr>
-        <w:t>Phellodon niger</w:t>
-      </w:r>
-      <w:r>
-        <w:t xml:space="preserve"> (NT). De olika arterna är mykorrhizasvampar med olika utbredning och ekologi som kan påträffas både i barr- och lövskogar. Samtliga arterna är rödlistade och signalerar skogsområden med höga naturvärden (SLU Artdatabanken, 2026; Nitare &amp; Skogsstyrelsen, 2019).</w:t>
+        <w:t>Figur 1. Fyndplatser för naturvårdsarter i och inom 3 meter från avverkningsanmälan (röd linje). Markörer utan svart kant är placerade på fyndplatsen. Markörer med svart kant är placerade vid sidan av fyndplatsen och har ett svart streck som visar fyndplatsens exakta position. Kartans mittpunktskoordinat är N 6576512, E 499252 i SWEREF 99 TM.</w:t>
       </w:r>
     </w:p>
     <w:p>
       <w:pPr>
-        <w:pStyle w:val="Heading1"/>
+        <w:pStyle w:val="Heading2"/>
       </w:pPr>
       <w:r>
         <w:t>Fridlysta arter</w:t>
@@ -334,7 +260,7 @@
     </w:p>
     <w:p>
       <w:r>
-        <w:t>Följande fridlysta arter har sina livsmiljöer och växtplatser i den avverkningsanmälda skogen: grönsångare (NT, §4), järpe (NT, §4), spillkråka (NT, §4) och fläcknycklar (§8).</w:t>
+        <w:t>Följande fridlysta arter har sina livsmiljöer och växtplatser i den avverkningsanmälda skogen: grönsångare (NT, §4), järpe (T, §4), spillkråka (T, §4) och fläcknycklar (§8).</w:t>
       </w:r>
     </w:p>
     <w:p>
@@ -423,6 +349,45 @@
     <w:p>
       <w:r>
         <w:t>I BILAGA 1 finns mer detaljerad information om ekologi samt krav på livsmiljö hos fridlysta arter.</w:t>
+      </w:r>
+    </w:p>
+    <w:p>
+      <w:pPr>
+        <w:pStyle w:val="Heading2"/>
+      </w:pPr>
+      <w:r>
+        <w:t>Övriga naturvårdsarter</w:t>
+      </w:r>
+    </w:p>
+    <w:p>
+      <w:r>
+        <w:rPr>
+          <w:b/>
+        </w:rPr>
+        <w:t xml:space="preserve">Dofttaggsvamp (NT) </w:t>
+      </w:r>
+      <w:r>
+        <w:t xml:space="preserve">bildar mykorrhiza med gran i framför allt äldre ängsgranskog eller örtrik granskog av frisk lågörttyp. Arten hotas huvudsakligen av slutavverkning och den överlever sannolikt inte en avverkning eftersom den är beroende de levande barrträdens rötter. Troligen missgynnas den av allt för hård gallring eller plockhuggning om huggningen inte efterföljs av skogsbete. Fler örtrika barrskogar, särskilt de med trädkontinuitet, måste skyddas i större utsträckning än vad som tidigare gjorts. Dofttaggsvamp är typisk art för </w:t>
+      </w:r>
+      <w:r>
+        <w:rPr>
+          <w:i/>
+        </w:rPr>
+        <w:t>9050 Näringsrik granskog</w:t>
+      </w:r>
+      <w:r>
+        <w:t xml:space="preserve"> (SLU Artdatabanken, 2024).</w:t>
+      </w:r>
+    </w:p>
+    <w:p>
+      <w:r>
+        <w:rPr>
+          <w:b/>
+        </w:rPr>
+        <w:t xml:space="preserve">Skarp dropptaggsvamp (NT) </w:t>
+      </w:r>
+      <w:r>
+        <w:t>bildar mykorrhiza med både gran och tall, främst i barrskogar med trädkontinuitet. Arten uppträder dels i näringsrik kalkbarrskog och dels i sur lavtallskog. Kalkbarrskogarna är ofta grandominerade, olikåldriga och skiktade på frisk mark med ett örtrikt vegetationsskikt. Lavtallskogarna är i regel magra, torra, ljusöppna och ofta brandpräglade. Den totala populationen i landet har minskat och bedöms fortsätta minska till följd av avverkning av äldre barrskogar. Arten har begränsad förmåga att återetablera sig efter slutavverkning eller andra storskaliga skogsbruksåtgärder. Det saknas indikationer på att arten långsiktigt kan etablera eller reproducera sig i skogsbestånd som brukas med metoder som trakthyggesbruk, markberedning, gödsling eller föryngring med förädlat plantmaterial. Minskningstakten för den svenska populationen bedöms vara nära gränsvärdet för Sårbar (VU) (SLU Artdatabanken, 2026).</w:t>
       </w:r>
     </w:p>
     <w:p>
@@ -531,7 +496,7 @@
         <w:rPr>
           <w:i/>
         </w:rPr>
-        <w:t>I det avverkningsanmälda skogsområdet har 9 naturvårdsarter varav 5 rödlistade arter sina livsmiljöer och växtplatser.</w:t>
+        <w:t>I det avverkningsanmälda skogsområdet har 8 naturvårdsarter varav 3 rödlistade arter sina livsmiljöer och växtplatser.</w:t>
       </w:r>
     </w:p>
     <w:p>
@@ -879,7 +844,7 @@
 </file>
 
 <file path=word/endnotes.xml><?xml version="1.0" encoding="utf-8"?>
-<w:endnotes xmlns:wpc="http://schemas.microsoft.com/office/word/2010/wordprocessingCanvas" xmlns:cx="http://schemas.microsoft.com/office/drawing/2014/chartex" xmlns:cx1="http://schemas.microsoft.com/office/drawing/2015/9/8/chartex" xmlns:cx2="http://schemas.microsoft.com/office/drawing/2015/10/21/chartex" xmlns:cx3="http://schemas.microsoft.com/office/drawing/2016/5/9/chartex" xmlns:cx4="http://schemas.microsoft.com/office/drawing/2016/5/10/chartex" xmlns:cx5="http://schemas.microsoft.com/office/drawing/2016/5/11/chartex" xmlns:cx6="http://schemas.microsoft.com/office/drawing/2016/5/12/chartex" xmlns:cx7="http://schemas.microsoft.com/office/drawing/2016/5/13/chartex" xmlns:cx8="http://schemas.microsoft.com/office/drawing/2016/5/14/chartex" xmlns:mc="http://schemas.openxmlformats.org/markup-compatibility/2006" xmlns:aink="http://schemas.microsoft.com/office/drawing/2016/ink" xmlns:am3d="http://schemas.microsoft.com/office/drawing/2017/model3d" xmlns:o="urn:schemas-microsoft-com:office:office" xmlns:oel="http://schemas.microsoft.com/office/2019/extlst" xmlns:r="http://schemas.openxmlformats.org/officeDocument/2006/relationships" xmlns:m="http://schemas.openxmlformats.org/officeDocument/2006/math" xmlns:v="urn:schemas-microsoft-com:vml" xmlns:wp14="http://schemas.microsoft.com/office/word/2010/wordprocessingDrawing" xmlns:wp="http://schemas.openxmlformats.org/drawingml/2006/wordprocessingDrawing" xmlns:w10="urn:schemas-microsoft-com:office:word" xmlns:w="http://schemas.openxmlformats.org/wordprocessingml/2006/main" xmlns:w14="http://schemas.microsoft.com/office/word/2010/wordml" xmlns:w15="http://schemas.microsoft.com/office/word/2012/wordml" xmlns:w16cex="http://schemas.microsoft.com/office/word/2018/wordml/cex" xmlns:w16cid="http://schemas.microsoft.com/office/word/2016/wordml/cid" xmlns:w16="http://schemas.microsoft.com/office/word/2018/wordml" xmlns:w16sdtdh="http://schemas.microsoft.com/office/word/2020/wordml/sdtdatahash" xmlns:w16se="http://schemas.microsoft.com/office/word/2015/wordml/symex" xmlns:wpg="http://schemas.microsoft.com/office/word/2010/wordprocessingGroup" xmlns:wpi="http://schemas.microsoft.com/office/word/2010/wordprocessingInk" xmlns:wne="http://schemas.microsoft.com/office/word/2006/wordml" xmlns:wps="http://schemas.microsoft.com/office/word/2010/wordprocessingShape" mc:Ignorable="w14 w15 w16se w16cid w16 w16cex w16sdtdh wp14">
+<w:endnotes xmlns:wpc="http://schemas.microsoft.com/office/word/2010/wordprocessingCanvas" xmlns:cx="http://schemas.microsoft.com/office/drawing/2014/chartex" xmlns:cx1="http://schemas.microsoft.com/office/drawing/2015/9/8/chartex" xmlns:cx2="http://schemas.microsoft.com/office/drawing/2015/10/21/chartex" xmlns:cx3="http://schemas.microsoft.com/office/drawing/2016/5/9/chartex" xmlns:cx4="http://schemas.microsoft.com/office/drawing/2016/5/10/chartex" xmlns:cx5="http://schemas.microsoft.com/office/drawing/2016/5/11/chartex" xmlns:cx6="http://schemas.microsoft.com/office/drawing/2016/5/12/chartex" xmlns:cx7="http://schemas.microsoft.com/office/drawing/2016/5/13/chartex" xmlns:cx8="http://schemas.microsoft.com/office/drawing/2016/5/14/chartex" xmlns:mc="http://schemas.openxmlformats.org/markup-compatibility/2006" xmlns:aink="http://schemas.microsoft.com/office/drawing/2016/ink" xmlns:am3d="http://schemas.microsoft.com/office/drawing/2017/model3d" xmlns:o="urn:schemas-microsoft-com:office:office" xmlns:oel="http://schemas.microsoft.com/office/2019/extlst" xmlns:r="http://schemas.openxmlformats.org/officeDocument/2006/relationships" xmlns:m="http://schemas.openxmlformats.org/officeDocument/2006/math" xmlns:v="urn:schemas-microsoft-com:vml" xmlns:wp14="http://schemas.microsoft.com/office/word/2010/wordprocessingDrawing" xmlns:wp="http://schemas.openxmlformats.org/drawingml/2006/wordprocessingDrawing" xmlns:w10="urn:schemas-microsoft-com:office:word" xmlns:w="http://schemas.openxmlformats.org/wordprocessingml/2006/main" xmlns:w14="http://schemas.microsoft.com/office/word/2010/wordml" xmlns:w15="http://schemas.microsoft.com/office/word/2012/wordml" xmlns:w16cex="http://schemas.microsoft.com/office/word/2018/wordml/cex" xmlns:w16cid="http://schemas.microsoft.com/office/word/2016/wordml/cid" xmlns:w16="http://schemas.microsoft.com/office/word/2018/wordml" xmlns:w16du="http://schemas.microsoft.com/office/word/2023/wordml/word16du" xmlns:w16sdtdh="http://schemas.microsoft.com/office/word/2020/wordml/sdtdatahash" xmlns:w16sdtfl="http://schemas.microsoft.com/office/word/2024/wordml/sdtformatlock" xmlns:w16se="http://schemas.microsoft.com/office/word/2015/wordml/symex" xmlns:wpg="http://schemas.microsoft.com/office/word/2010/wordprocessingGroup" xmlns:wpi="http://schemas.microsoft.com/office/word/2010/wordprocessingInk" xmlns:wne="http://schemas.microsoft.com/office/word/2006/wordml" xmlns:wps="http://schemas.microsoft.com/office/word/2010/wordprocessingShape" mc:Ignorable="w14 w15 w16se w16cid w16 w16cex w16sdtdh w16sdtfl w16du wp14">
   <w:endnote w:type="separator" w:id="-1">
     <w:p>
       <w:pPr>
@@ -904,7 +869,7 @@
 </file>
 
 <file path=word/footer1.xml><?xml version="1.0" encoding="utf-8"?>
-<w:ftr xmlns:wpc="http://schemas.microsoft.com/office/word/2010/wordprocessingCanvas" xmlns:cx="http://schemas.microsoft.com/office/drawing/2014/chartex" xmlns:cx1="http://schemas.microsoft.com/office/drawing/2015/9/8/chartex" xmlns:cx2="http://schemas.microsoft.com/office/drawing/2015/10/21/chartex" xmlns:cx3="http://schemas.microsoft.com/office/drawing/2016/5/9/chartex" xmlns:cx4="http://schemas.microsoft.com/office/drawing/2016/5/10/chartex" xmlns:cx5="http://schemas.microsoft.com/office/drawing/2016/5/11/chartex" xmlns:cx6="http://schemas.microsoft.com/office/drawing/2016/5/12/chartex" xmlns:cx7="http://schemas.microsoft.com/office/drawing/2016/5/13/chartex" xmlns:cx8="http://schemas.microsoft.com/office/drawing/2016/5/14/chartex" xmlns:mc="http://schemas.openxmlformats.org/markup-compatibility/2006" xmlns:aink="http://schemas.microsoft.com/office/drawing/2016/ink" xmlns:am3d="http://schemas.microsoft.com/office/drawing/2017/model3d" xmlns:o="urn:schemas-microsoft-com:office:office" xmlns:oel="http://schemas.microsoft.com/office/2019/extlst" xmlns:r="http://schemas.openxmlformats.org/officeDocument/2006/relationships" xmlns:m="http://schemas.openxmlformats.org/officeDocument/2006/math" xmlns:v="urn:schemas-microsoft-com:vml" xmlns:wp14="http://schemas.microsoft.com/office/word/2010/wordprocessingDrawing" xmlns:wp="http://schemas.openxmlformats.org/drawingml/2006/wordprocessingDrawing" xmlns:w10="urn:schemas-microsoft-com:office:word" xmlns:w="http://schemas.openxmlformats.org/wordprocessingml/2006/main" xmlns:w14="http://schemas.microsoft.com/office/word/2010/wordml" xmlns:w15="http://schemas.microsoft.com/office/word/2012/wordml" xmlns:w16cex="http://schemas.microsoft.com/office/word/2018/wordml/cex" xmlns:w16cid="http://schemas.microsoft.com/office/word/2016/wordml/cid" xmlns:w16="http://schemas.microsoft.com/office/word/2018/wordml" xmlns:w16sdtdh="http://schemas.microsoft.com/office/word/2020/wordml/sdtdatahash" xmlns:w16se="http://schemas.microsoft.com/office/word/2015/wordml/symex" xmlns:wpg="http://schemas.microsoft.com/office/word/2010/wordprocessingGroup" xmlns:wpi="http://schemas.microsoft.com/office/word/2010/wordprocessingInk" xmlns:wne="http://schemas.microsoft.com/office/word/2006/wordml" xmlns:wps="http://schemas.microsoft.com/office/word/2010/wordprocessingShape" mc:Ignorable="w14 w15 w16se w16cid w16 w16cex w16sdtdh wp14">
+<w:ftr xmlns:wpc="http://schemas.microsoft.com/office/word/2010/wordprocessingCanvas" xmlns:cx="http://schemas.microsoft.com/office/drawing/2014/chartex" xmlns:cx1="http://schemas.microsoft.com/office/drawing/2015/9/8/chartex" xmlns:cx2="http://schemas.microsoft.com/office/drawing/2015/10/21/chartex" xmlns:cx3="http://schemas.microsoft.com/office/drawing/2016/5/9/chartex" xmlns:cx4="http://schemas.microsoft.com/office/drawing/2016/5/10/chartex" xmlns:cx5="http://schemas.microsoft.com/office/drawing/2016/5/11/chartex" xmlns:cx6="http://schemas.microsoft.com/office/drawing/2016/5/12/chartex" xmlns:cx7="http://schemas.microsoft.com/office/drawing/2016/5/13/chartex" xmlns:cx8="http://schemas.microsoft.com/office/drawing/2016/5/14/chartex" xmlns:mc="http://schemas.openxmlformats.org/markup-compatibility/2006" xmlns:aink="http://schemas.microsoft.com/office/drawing/2016/ink" xmlns:am3d="http://schemas.microsoft.com/office/drawing/2017/model3d" xmlns:o="urn:schemas-microsoft-com:office:office" xmlns:oel="http://schemas.microsoft.com/office/2019/extlst" xmlns:r="http://schemas.openxmlformats.org/officeDocument/2006/relationships" xmlns:m="http://schemas.openxmlformats.org/officeDocument/2006/math" xmlns:v="urn:schemas-microsoft-com:vml" xmlns:wp14="http://schemas.microsoft.com/office/word/2010/wordprocessingDrawing" xmlns:wp="http://schemas.openxmlformats.org/drawingml/2006/wordprocessingDrawing" xmlns:w10="urn:schemas-microsoft-com:office:word" xmlns:w="http://schemas.openxmlformats.org/wordprocessingml/2006/main" xmlns:w14="http://schemas.microsoft.com/office/word/2010/wordml" xmlns:w15="http://schemas.microsoft.com/office/word/2012/wordml" xmlns:w16cex="http://schemas.microsoft.com/office/word/2018/wordml/cex" xmlns:w16cid="http://schemas.microsoft.com/office/word/2016/wordml/cid" xmlns:w16="http://schemas.microsoft.com/office/word/2018/wordml" xmlns:w16du="http://schemas.microsoft.com/office/word/2023/wordml/word16du" xmlns:w16sdtdh="http://schemas.microsoft.com/office/word/2020/wordml/sdtdatahash" xmlns:w16sdtfl="http://schemas.microsoft.com/office/word/2024/wordml/sdtformatlock" xmlns:w16se="http://schemas.microsoft.com/office/word/2015/wordml/symex" xmlns:wpg="http://schemas.microsoft.com/office/word/2010/wordprocessingGroup" xmlns:wpi="http://schemas.microsoft.com/office/word/2010/wordprocessingInk" xmlns:wne="http://schemas.microsoft.com/office/word/2006/wordml" xmlns:wps="http://schemas.microsoft.com/office/word/2010/wordprocessingShape" mc:Ignorable="w14 w15 w16se w16cid w16 w16cex w16sdtdh w16sdtfl w16du wp14">
   <w:p>
     <w:pPr>
       <w:pStyle w:val="Footer"/>
@@ -914,7 +879,7 @@
 </file>
 
 <file path=word/footer2.xml><?xml version="1.0" encoding="utf-8"?>
-<w:ftr xmlns:wpc="http://schemas.microsoft.com/office/word/2010/wordprocessingCanvas" xmlns:cx="http://schemas.microsoft.com/office/drawing/2014/chartex" xmlns:cx1="http://schemas.microsoft.com/office/drawing/2015/9/8/chartex" xmlns:cx2="http://schemas.microsoft.com/office/drawing/2015/10/21/chartex" xmlns:cx3="http://schemas.microsoft.com/office/drawing/2016/5/9/chartex" xmlns:cx4="http://schemas.microsoft.com/office/drawing/2016/5/10/chartex" xmlns:cx5="http://schemas.microsoft.com/office/drawing/2016/5/11/chartex" xmlns:cx6="http://schemas.microsoft.com/office/drawing/2016/5/12/chartex" xmlns:cx7="http://schemas.microsoft.com/office/drawing/2016/5/13/chartex" xmlns:cx8="http://schemas.microsoft.com/office/drawing/2016/5/14/chartex" xmlns:mc="http://schemas.openxmlformats.org/markup-compatibility/2006" xmlns:aink="http://schemas.microsoft.com/office/drawing/2016/ink" xmlns:am3d="http://schemas.microsoft.com/office/drawing/2017/model3d" xmlns:o="urn:schemas-microsoft-com:office:office" xmlns:oel="http://schemas.microsoft.com/office/2019/extlst" xmlns:r="http://schemas.openxmlformats.org/officeDocument/2006/relationships" xmlns:m="http://schemas.openxmlformats.org/officeDocument/2006/math" xmlns:v="urn:schemas-microsoft-com:vml" xmlns:wp14="http://schemas.microsoft.com/office/word/2010/wordprocessingDrawing" xmlns:wp="http://schemas.openxmlformats.org/drawingml/2006/wordprocessingDrawing" xmlns:w10="urn:schemas-microsoft-com:office:word" xmlns:w="http://schemas.openxmlformats.org/wordprocessingml/2006/main" xmlns:w14="http://schemas.microsoft.com/office/word/2010/wordml" xmlns:w15="http://schemas.microsoft.com/office/word/2012/wordml" xmlns:w16cex="http://schemas.microsoft.com/office/word/2018/wordml/cex" xmlns:w16cid="http://schemas.microsoft.com/office/word/2016/wordml/cid" xmlns:w16="http://schemas.microsoft.com/office/word/2018/wordml" xmlns:w16sdtdh="http://schemas.microsoft.com/office/word/2020/wordml/sdtdatahash" xmlns:w16se="http://schemas.microsoft.com/office/word/2015/wordml/symex" xmlns:wpg="http://schemas.microsoft.com/office/word/2010/wordprocessingGroup" xmlns:wpi="http://schemas.microsoft.com/office/word/2010/wordprocessingInk" xmlns:wne="http://schemas.microsoft.com/office/word/2006/wordml" xmlns:wps="http://schemas.microsoft.com/office/word/2010/wordprocessingShape" mc:Ignorable="w14 w15 w16se w16cid w16 w16cex w16sdtdh wp14">
+<w:ftr xmlns:wpc="http://schemas.microsoft.com/office/word/2010/wordprocessingCanvas" xmlns:cx="http://schemas.microsoft.com/office/drawing/2014/chartex" xmlns:cx1="http://schemas.microsoft.com/office/drawing/2015/9/8/chartex" xmlns:cx2="http://schemas.microsoft.com/office/drawing/2015/10/21/chartex" xmlns:cx3="http://schemas.microsoft.com/office/drawing/2016/5/9/chartex" xmlns:cx4="http://schemas.microsoft.com/office/drawing/2016/5/10/chartex" xmlns:cx5="http://schemas.microsoft.com/office/drawing/2016/5/11/chartex" xmlns:cx6="http://schemas.microsoft.com/office/drawing/2016/5/12/chartex" xmlns:cx7="http://schemas.microsoft.com/office/drawing/2016/5/13/chartex" xmlns:cx8="http://schemas.microsoft.com/office/drawing/2016/5/14/chartex" xmlns:mc="http://schemas.openxmlformats.org/markup-compatibility/2006" xmlns:aink="http://schemas.microsoft.com/office/drawing/2016/ink" xmlns:am3d="http://schemas.microsoft.com/office/drawing/2017/model3d" xmlns:o="urn:schemas-microsoft-com:office:office" xmlns:oel="http://schemas.microsoft.com/office/2019/extlst" xmlns:r="http://schemas.openxmlformats.org/officeDocument/2006/relationships" xmlns:m="http://schemas.openxmlformats.org/officeDocument/2006/math" xmlns:v="urn:schemas-microsoft-com:vml" xmlns:wp14="http://schemas.microsoft.com/office/word/2010/wordprocessingDrawing" xmlns:wp="http://schemas.openxmlformats.org/drawingml/2006/wordprocessingDrawing" xmlns:w10="urn:schemas-microsoft-com:office:word" xmlns:w="http://schemas.openxmlformats.org/wordprocessingml/2006/main" xmlns:w14="http://schemas.microsoft.com/office/word/2010/wordml" xmlns:w15="http://schemas.microsoft.com/office/word/2012/wordml" xmlns:w16cex="http://schemas.microsoft.com/office/word/2018/wordml/cex" xmlns:w16cid="http://schemas.microsoft.com/office/word/2016/wordml/cid" xmlns:w16="http://schemas.microsoft.com/office/word/2018/wordml" xmlns:w16du="http://schemas.microsoft.com/office/word/2023/wordml/word16du" xmlns:w16sdtdh="http://schemas.microsoft.com/office/word/2020/wordml/sdtdatahash" xmlns:w16sdtfl="http://schemas.microsoft.com/office/word/2024/wordml/sdtformatlock" xmlns:w16se="http://schemas.microsoft.com/office/word/2015/wordml/symex" xmlns:wpg="http://schemas.microsoft.com/office/word/2010/wordprocessingGroup" xmlns:wpi="http://schemas.microsoft.com/office/word/2010/wordprocessingInk" xmlns:wne="http://schemas.microsoft.com/office/word/2006/wordml" xmlns:wps="http://schemas.microsoft.com/office/word/2010/wordprocessingShape" mc:Ignorable="w14 w15 w16se w16cid w16 w16cex w16sdtdh w16sdtfl w16du wp14">
   <w:p>
     <w:pPr>
       <w:pStyle w:val="Footer"/>
@@ -924,7 +889,7 @@
 </file>
 
 <file path=word/footer3.xml><?xml version="1.0" encoding="utf-8"?>
-<w:ftr xmlns:wpc="http://schemas.microsoft.com/office/word/2010/wordprocessingCanvas" xmlns:cx="http://schemas.microsoft.com/office/drawing/2014/chartex" xmlns:cx1="http://schemas.microsoft.com/office/drawing/2015/9/8/chartex" xmlns:cx2="http://schemas.microsoft.com/office/drawing/2015/10/21/chartex" xmlns:cx3="http://schemas.microsoft.com/office/drawing/2016/5/9/chartex" xmlns:cx4="http://schemas.microsoft.com/office/drawing/2016/5/10/chartex" xmlns:cx5="http://schemas.microsoft.com/office/drawing/2016/5/11/chartex" xmlns:cx6="http://schemas.microsoft.com/office/drawing/2016/5/12/chartex" xmlns:cx7="http://schemas.microsoft.com/office/drawing/2016/5/13/chartex" xmlns:cx8="http://schemas.microsoft.com/office/drawing/2016/5/14/chartex" xmlns:mc="http://schemas.openxmlformats.org/markup-compatibility/2006" xmlns:aink="http://schemas.microsoft.com/office/drawing/2016/ink" xmlns:am3d="http://schemas.microsoft.com/office/drawing/2017/model3d" xmlns:o="urn:schemas-microsoft-com:office:office" xmlns:oel="http://schemas.microsoft.com/office/2019/extlst" xmlns:r="http://schemas.openxmlformats.org/officeDocument/2006/relationships" xmlns:m="http://schemas.openxmlformats.org/officeDocument/2006/math" xmlns:v="urn:schemas-microsoft-com:vml" xmlns:wp14="http://schemas.microsoft.com/office/word/2010/wordprocessingDrawing" xmlns:wp="http://schemas.openxmlformats.org/drawingml/2006/wordprocessingDrawing" xmlns:w10="urn:schemas-microsoft-com:office:word" xmlns:w="http://schemas.openxmlformats.org/wordprocessingml/2006/main" xmlns:w14="http://schemas.microsoft.com/office/word/2010/wordml" xmlns:w15="http://schemas.microsoft.com/office/word/2012/wordml" xmlns:w16cex="http://schemas.microsoft.com/office/word/2018/wordml/cex" xmlns:w16cid="http://schemas.microsoft.com/office/word/2016/wordml/cid" xmlns:w16="http://schemas.microsoft.com/office/word/2018/wordml" xmlns:w16sdtdh="http://schemas.microsoft.com/office/word/2020/wordml/sdtdatahash" xmlns:w16se="http://schemas.microsoft.com/office/word/2015/wordml/symex" xmlns:wpg="http://schemas.microsoft.com/office/word/2010/wordprocessingGroup" xmlns:wpi="http://schemas.microsoft.com/office/word/2010/wordprocessingInk" xmlns:wne="http://schemas.microsoft.com/office/word/2006/wordml" xmlns:wps="http://schemas.microsoft.com/office/word/2010/wordprocessingShape" mc:Ignorable="w14 w15 w16se w16cid w16 w16cex w16sdtdh wp14">
+<w:ftr xmlns:wpc="http://schemas.microsoft.com/office/word/2010/wordprocessingCanvas" xmlns:cx="http://schemas.microsoft.com/office/drawing/2014/chartex" xmlns:cx1="http://schemas.microsoft.com/office/drawing/2015/9/8/chartex" xmlns:cx2="http://schemas.microsoft.com/office/drawing/2015/10/21/chartex" xmlns:cx3="http://schemas.microsoft.com/office/drawing/2016/5/9/chartex" xmlns:cx4="http://schemas.microsoft.com/office/drawing/2016/5/10/chartex" xmlns:cx5="http://schemas.microsoft.com/office/drawing/2016/5/11/chartex" xmlns:cx6="http://schemas.microsoft.com/office/drawing/2016/5/12/chartex" xmlns:cx7="http://schemas.microsoft.com/office/drawing/2016/5/13/chartex" xmlns:cx8="http://schemas.microsoft.com/office/drawing/2016/5/14/chartex" xmlns:mc="http://schemas.openxmlformats.org/markup-compatibility/2006" xmlns:aink="http://schemas.microsoft.com/office/drawing/2016/ink" xmlns:am3d="http://schemas.microsoft.com/office/drawing/2017/model3d" xmlns:o="urn:schemas-microsoft-com:office:office" xmlns:oel="http://schemas.microsoft.com/office/2019/extlst" xmlns:r="http://schemas.openxmlformats.org/officeDocument/2006/relationships" xmlns:m="http://schemas.openxmlformats.org/officeDocument/2006/math" xmlns:v="urn:schemas-microsoft-com:vml" xmlns:wp14="http://schemas.microsoft.com/office/word/2010/wordprocessingDrawing" xmlns:wp="http://schemas.openxmlformats.org/drawingml/2006/wordprocessingDrawing" xmlns:w10="urn:schemas-microsoft-com:office:word" xmlns:w="http://schemas.openxmlformats.org/wordprocessingml/2006/main" xmlns:w14="http://schemas.microsoft.com/office/word/2010/wordml" xmlns:w15="http://schemas.microsoft.com/office/word/2012/wordml" xmlns:w16cex="http://schemas.microsoft.com/office/word/2018/wordml/cex" xmlns:w16cid="http://schemas.microsoft.com/office/word/2016/wordml/cid" xmlns:w16="http://schemas.microsoft.com/office/word/2018/wordml" xmlns:w16du="http://schemas.microsoft.com/office/word/2023/wordml/word16du" xmlns:w16sdtdh="http://schemas.microsoft.com/office/word/2020/wordml/sdtdatahash" xmlns:w16sdtfl="http://schemas.microsoft.com/office/word/2024/wordml/sdtformatlock" xmlns:w16se="http://schemas.microsoft.com/office/word/2015/wordml/symex" xmlns:wpg="http://schemas.microsoft.com/office/word/2010/wordprocessingGroup" xmlns:wpi="http://schemas.microsoft.com/office/word/2010/wordprocessingInk" xmlns:wne="http://schemas.microsoft.com/office/word/2006/wordml" xmlns:wps="http://schemas.microsoft.com/office/word/2010/wordprocessingShape" mc:Ignorable="w14 w15 w16se w16cid w16 w16cex w16sdtdh w16sdtfl w16du wp14">
   <w:p>
     <w:pPr>
       <w:pStyle w:val="Footer"/>
@@ -934,7 +899,7 @@
 </file>
 
 <file path=word/footnotes.xml><?xml version="1.0" encoding="utf-8"?>
-<w:footnotes xmlns:wpc="http://schemas.microsoft.com/office/word/2010/wordprocessingCanvas" xmlns:cx="http://schemas.microsoft.com/office/drawing/2014/chartex" xmlns:cx1="http://schemas.microsoft.com/office/drawing/2015/9/8/chartex" xmlns:cx2="http://schemas.microsoft.com/office/drawing/2015/10/21/chartex" xmlns:cx3="http://schemas.microsoft.com/office/drawing/2016/5/9/chartex" xmlns:cx4="http://schemas.microsoft.com/office/drawing/2016/5/10/chartex" xmlns:cx5="http://schemas.microsoft.com/office/drawing/2016/5/11/chartex" xmlns:cx6="http://schemas.microsoft.com/office/drawing/2016/5/12/chartex" xmlns:cx7="http://schemas.microsoft.com/office/drawing/2016/5/13/chartex" xmlns:cx8="http://schemas.microsoft.com/office/drawing/2016/5/14/chartex" xmlns:mc="http://schemas.openxmlformats.org/markup-compatibility/2006" xmlns:aink="http://schemas.microsoft.com/office/drawing/2016/ink" xmlns:am3d="http://schemas.microsoft.com/office/drawing/2017/model3d" xmlns:o="urn:schemas-microsoft-com:office:office" xmlns:oel="http://schemas.microsoft.com/office/2019/extlst" xmlns:r="http://schemas.openxmlformats.org/officeDocument/2006/relationships" xmlns:m="http://schemas.openxmlformats.org/officeDocument/2006/math" xmlns:v="urn:schemas-microsoft-com:vml" xmlns:wp14="http://schemas.microsoft.com/office/word/2010/wordprocessingDrawing" xmlns:wp="http://schemas.openxmlformats.org/drawingml/2006/wordprocessingDrawing" xmlns:w10="urn:schemas-microsoft-com:office:word" xmlns:w="http://schemas.openxmlformats.org/wordprocessingml/2006/main" xmlns:w14="http://schemas.microsoft.com/office/word/2010/wordml" xmlns:w15="http://schemas.microsoft.com/office/word/2012/wordml" xmlns:w16cex="http://schemas.microsoft.com/office/word/2018/wordml/cex" xmlns:w16cid="http://schemas.microsoft.com/office/word/2016/wordml/cid" xmlns:w16="http://schemas.microsoft.com/office/word/2018/wordml" xmlns:w16sdtdh="http://schemas.microsoft.com/office/word/2020/wordml/sdtdatahash" xmlns:w16se="http://schemas.microsoft.com/office/word/2015/wordml/symex" xmlns:wpg="http://schemas.microsoft.com/office/word/2010/wordprocessingGroup" xmlns:wpi="http://schemas.microsoft.com/office/word/2010/wordprocessingInk" xmlns:wne="http://schemas.microsoft.com/office/word/2006/wordml" xmlns:wps="http://schemas.microsoft.com/office/word/2010/wordprocessingShape" mc:Ignorable="w14 w15 w16se w16cid w16 w16cex w16sdtdh wp14">
+<w:footnotes xmlns:wpc="http://schemas.microsoft.com/office/word/2010/wordprocessingCanvas" xmlns:cx="http://schemas.microsoft.com/office/drawing/2014/chartex" xmlns:cx1="http://schemas.microsoft.com/office/drawing/2015/9/8/chartex" xmlns:cx2="http://schemas.microsoft.com/office/drawing/2015/10/21/chartex" xmlns:cx3="http://schemas.microsoft.com/office/drawing/2016/5/9/chartex" xmlns:cx4="http://schemas.microsoft.com/office/drawing/2016/5/10/chartex" xmlns:cx5="http://schemas.microsoft.com/office/drawing/2016/5/11/chartex" xmlns:cx6="http://schemas.microsoft.com/office/drawing/2016/5/12/chartex" xmlns:cx7="http://schemas.microsoft.com/office/drawing/2016/5/13/chartex" xmlns:cx8="http://schemas.microsoft.com/office/drawing/2016/5/14/chartex" xmlns:mc="http://schemas.openxmlformats.org/markup-compatibility/2006" xmlns:aink="http://schemas.microsoft.com/office/drawing/2016/ink" xmlns:am3d="http://schemas.microsoft.com/office/drawing/2017/model3d" xmlns:o="urn:schemas-microsoft-com:office:office" xmlns:oel="http://schemas.microsoft.com/office/2019/extlst" xmlns:r="http://schemas.openxmlformats.org/officeDocument/2006/relationships" xmlns:m="http://schemas.openxmlformats.org/officeDocument/2006/math" xmlns:v="urn:schemas-microsoft-com:vml" xmlns:wp14="http://schemas.microsoft.com/office/word/2010/wordprocessingDrawing" xmlns:wp="http://schemas.openxmlformats.org/drawingml/2006/wordprocessingDrawing" xmlns:w10="urn:schemas-microsoft-com:office:word" xmlns:w="http://schemas.openxmlformats.org/wordprocessingml/2006/main" xmlns:w14="http://schemas.microsoft.com/office/word/2010/wordml" xmlns:w15="http://schemas.microsoft.com/office/word/2012/wordml" xmlns:w16cex="http://schemas.microsoft.com/office/word/2018/wordml/cex" xmlns:w16cid="http://schemas.microsoft.com/office/word/2016/wordml/cid" xmlns:w16="http://schemas.microsoft.com/office/word/2018/wordml" xmlns:w16du="http://schemas.microsoft.com/office/word/2023/wordml/word16du" xmlns:w16sdtdh="http://schemas.microsoft.com/office/word/2020/wordml/sdtdatahash" xmlns:w16sdtfl="http://schemas.microsoft.com/office/word/2024/wordml/sdtformatlock" xmlns:w16se="http://schemas.microsoft.com/office/word/2015/wordml/symex" xmlns:wpg="http://schemas.microsoft.com/office/word/2010/wordprocessingGroup" xmlns:wpi="http://schemas.microsoft.com/office/word/2010/wordprocessingInk" xmlns:wne="http://schemas.microsoft.com/office/word/2006/wordml" xmlns:wps="http://schemas.microsoft.com/office/word/2010/wordprocessingShape" mc:Ignorable="w14 w15 w16se w16cid w16 w16cex w16sdtdh w16sdtfl w16du wp14">
   <w:footnote w:type="separator" w:id="-1">
     <w:p>
       <w:pPr>
@@ -959,7 +924,7 @@
 </file>
 
 <file path=word/header1.xml><?xml version="1.0" encoding="utf-8"?>
-<w:hdr xmlns:wpc="http://schemas.microsoft.com/office/word/2010/wordprocessingCanvas" xmlns:cx="http://schemas.microsoft.com/office/drawing/2014/chartex" xmlns:cx1="http://schemas.microsoft.com/office/drawing/2015/9/8/chartex" xmlns:cx2="http://schemas.microsoft.com/office/drawing/2015/10/21/chartex" xmlns:cx3="http://schemas.microsoft.com/office/drawing/2016/5/9/chartex" xmlns:cx4="http://schemas.microsoft.com/office/drawing/2016/5/10/chartex" xmlns:cx5="http://schemas.microsoft.com/office/drawing/2016/5/11/chartex" xmlns:cx6="http://schemas.microsoft.com/office/drawing/2016/5/12/chartex" xmlns:cx7="http://schemas.microsoft.com/office/drawing/2016/5/13/chartex" xmlns:cx8="http://schemas.microsoft.com/office/drawing/2016/5/14/chartex" xmlns:mc="http://schemas.openxmlformats.org/markup-compatibility/2006" xmlns:aink="http://schemas.microsoft.com/office/drawing/2016/ink" xmlns:am3d="http://schemas.microsoft.com/office/drawing/2017/model3d" xmlns:o="urn:schemas-microsoft-com:office:office" xmlns:oel="http://schemas.microsoft.com/office/2019/extlst" xmlns:r="http://schemas.openxmlformats.org/officeDocument/2006/relationships" xmlns:m="http://schemas.openxmlformats.org/officeDocument/2006/math" xmlns:v="urn:schemas-microsoft-com:vml" xmlns:wp14="http://schemas.microsoft.com/office/word/2010/wordprocessingDrawing" xmlns:wp="http://schemas.openxmlformats.org/drawingml/2006/wordprocessingDrawing" xmlns:w10="urn:schemas-microsoft-com:office:word" xmlns:w="http://schemas.openxmlformats.org/wordprocessingml/2006/main" xmlns:w14="http://schemas.microsoft.com/office/word/2010/wordml" xmlns:w15="http://schemas.microsoft.com/office/word/2012/wordml" xmlns:w16cex="http://schemas.microsoft.com/office/word/2018/wordml/cex" xmlns:w16cid="http://schemas.microsoft.com/office/word/2016/wordml/cid" xmlns:w16="http://schemas.microsoft.com/office/word/2018/wordml" xmlns:w16sdtdh="http://schemas.microsoft.com/office/word/2020/wordml/sdtdatahash" xmlns:w16se="http://schemas.microsoft.com/office/word/2015/wordml/symex" xmlns:wpg="http://schemas.microsoft.com/office/word/2010/wordprocessingGroup" xmlns:wpi="http://schemas.microsoft.com/office/word/2010/wordprocessingInk" xmlns:wne="http://schemas.microsoft.com/office/word/2006/wordml" xmlns:wps="http://schemas.microsoft.com/office/word/2010/wordprocessingShape" mc:Ignorable="w14 w15 w16se w16cid w16 w16cex w16sdtdh wp14">
+<w:hdr xmlns:wpc="http://schemas.microsoft.com/office/word/2010/wordprocessingCanvas" xmlns:cx="http://schemas.microsoft.com/office/drawing/2014/chartex" xmlns:cx1="http://schemas.microsoft.com/office/drawing/2015/9/8/chartex" xmlns:cx2="http://schemas.microsoft.com/office/drawing/2015/10/21/chartex" xmlns:cx3="http://schemas.microsoft.com/office/drawing/2016/5/9/chartex" xmlns:cx4="http://schemas.microsoft.com/office/drawing/2016/5/10/chartex" xmlns:cx5="http://schemas.microsoft.com/office/drawing/2016/5/11/chartex" xmlns:cx6="http://schemas.microsoft.com/office/drawing/2016/5/12/chartex" xmlns:cx7="http://schemas.microsoft.com/office/drawing/2016/5/13/chartex" xmlns:cx8="http://schemas.microsoft.com/office/drawing/2016/5/14/chartex" xmlns:mc="http://schemas.openxmlformats.org/markup-compatibility/2006" xmlns:aink="http://schemas.microsoft.com/office/drawing/2016/ink" xmlns:am3d="http://schemas.microsoft.com/office/drawing/2017/model3d" xmlns:o="urn:schemas-microsoft-com:office:office" xmlns:oel="http://schemas.microsoft.com/office/2019/extlst" xmlns:r="http://schemas.openxmlformats.org/officeDocument/2006/relationships" xmlns:m="http://schemas.openxmlformats.org/officeDocument/2006/math" xmlns:v="urn:schemas-microsoft-com:vml" xmlns:wp14="http://schemas.microsoft.com/office/word/2010/wordprocessingDrawing" xmlns:wp="http://schemas.openxmlformats.org/drawingml/2006/wordprocessingDrawing" xmlns:w10="urn:schemas-microsoft-com:office:word" xmlns:w="http://schemas.openxmlformats.org/wordprocessingml/2006/main" xmlns:w14="http://schemas.microsoft.com/office/word/2010/wordml" xmlns:w15="http://schemas.microsoft.com/office/word/2012/wordml" xmlns:w16cex="http://schemas.microsoft.com/office/word/2018/wordml/cex" xmlns:w16cid="http://schemas.microsoft.com/office/word/2016/wordml/cid" xmlns:w16="http://schemas.microsoft.com/office/word/2018/wordml" xmlns:w16du="http://schemas.microsoft.com/office/word/2023/wordml/word16du" xmlns:w16sdtdh="http://schemas.microsoft.com/office/word/2020/wordml/sdtdatahash" xmlns:w16sdtfl="http://schemas.microsoft.com/office/word/2024/wordml/sdtformatlock" xmlns:w16se="http://schemas.microsoft.com/office/word/2015/wordml/symex" xmlns:wpg="http://schemas.microsoft.com/office/word/2010/wordprocessingGroup" xmlns:wpi="http://schemas.microsoft.com/office/word/2010/wordprocessingInk" xmlns:wne="http://schemas.microsoft.com/office/word/2006/wordml" xmlns:wps="http://schemas.microsoft.com/office/word/2010/wordprocessingShape" mc:Ignorable="w14 w15 w16se w16cid w16 w16cex w16sdtdh w16sdtfl w16du wp14">
   <w:p>
     <w:pPr>
       <w:pStyle w:val="Header"/>
@@ -969,7 +934,7 @@
 </file>
 
 <file path=word/header2.xml><?xml version="1.0" encoding="utf-8"?>
-<w:hdr xmlns:wpc="http://schemas.microsoft.com/office/word/2010/wordprocessingCanvas" xmlns:cx="http://schemas.microsoft.com/office/drawing/2014/chartex" xmlns:cx1="http://schemas.microsoft.com/office/drawing/2015/9/8/chartex" xmlns:cx2="http://schemas.microsoft.com/office/drawing/2015/10/21/chartex" xmlns:cx3="http://schemas.microsoft.com/office/drawing/2016/5/9/chartex" xmlns:cx4="http://schemas.microsoft.com/office/drawing/2016/5/10/chartex" xmlns:cx5="http://schemas.microsoft.com/office/drawing/2016/5/11/chartex" xmlns:cx6="http://schemas.microsoft.com/office/drawing/2016/5/12/chartex" xmlns:cx7="http://schemas.microsoft.com/office/drawing/2016/5/13/chartex" xmlns:cx8="http://schemas.microsoft.com/office/drawing/2016/5/14/chartex" xmlns:mc="http://schemas.openxmlformats.org/markup-compatibility/2006" xmlns:aink="http://schemas.microsoft.com/office/drawing/2016/ink" xmlns:am3d="http://schemas.microsoft.com/office/drawing/2017/model3d" xmlns:o="urn:schemas-microsoft-com:office:office" xmlns:oel="http://schemas.microsoft.com/office/2019/extlst" xmlns:r="http://schemas.openxmlformats.org/officeDocument/2006/relationships" xmlns:m="http://schemas.openxmlformats.org/officeDocument/2006/math" xmlns:v="urn:schemas-microsoft-com:vml" xmlns:wp14="http://schemas.microsoft.com/office/word/2010/wordprocessingDrawing" xmlns:wp="http://schemas.openxmlformats.org/drawingml/2006/wordprocessingDrawing" xmlns:w10="urn:schemas-microsoft-com:office:word" xmlns:w="http://schemas.openxmlformats.org/wordprocessingml/2006/main" xmlns:w14="http://schemas.microsoft.com/office/word/2010/wordml" xmlns:w15="http://schemas.microsoft.com/office/word/2012/wordml" xmlns:w16cex="http://schemas.microsoft.com/office/word/2018/wordml/cex" xmlns:w16cid="http://schemas.microsoft.com/office/word/2016/wordml/cid" xmlns:w16="http://schemas.microsoft.com/office/word/2018/wordml" xmlns:w16sdtdh="http://schemas.microsoft.com/office/word/2020/wordml/sdtdatahash" xmlns:w16se="http://schemas.microsoft.com/office/word/2015/wordml/symex" xmlns:wpg="http://schemas.microsoft.com/office/word/2010/wordprocessingGroup" xmlns:wpi="http://schemas.microsoft.com/office/word/2010/wordprocessingInk" xmlns:wne="http://schemas.microsoft.com/office/word/2006/wordml" xmlns:wps="http://schemas.microsoft.com/office/word/2010/wordprocessingShape" mc:Ignorable="w14 w15 w16se w16cid w16 w16cex w16sdtdh wp14">
+<w:hdr xmlns:wpc="http://schemas.microsoft.com/office/word/2010/wordprocessingCanvas" xmlns:cx="http://schemas.microsoft.com/office/drawing/2014/chartex" xmlns:cx1="http://schemas.microsoft.com/office/drawing/2015/9/8/chartex" xmlns:cx2="http://schemas.microsoft.com/office/drawing/2015/10/21/chartex" xmlns:cx3="http://schemas.microsoft.com/office/drawing/2016/5/9/chartex" xmlns:cx4="http://schemas.microsoft.com/office/drawing/2016/5/10/chartex" xmlns:cx5="http://schemas.microsoft.com/office/drawing/2016/5/11/chartex" xmlns:cx6="http://schemas.microsoft.com/office/drawing/2016/5/12/chartex" xmlns:cx7="http://schemas.microsoft.com/office/drawing/2016/5/13/chartex" xmlns:cx8="http://schemas.microsoft.com/office/drawing/2016/5/14/chartex" xmlns:mc="http://schemas.openxmlformats.org/markup-compatibility/2006" xmlns:aink="http://schemas.microsoft.com/office/drawing/2016/ink" xmlns:am3d="http://schemas.microsoft.com/office/drawing/2017/model3d" xmlns:o="urn:schemas-microsoft-com:office:office" xmlns:oel="http://schemas.microsoft.com/office/2019/extlst" xmlns:r="http://schemas.openxmlformats.org/officeDocument/2006/relationships" xmlns:m="http://schemas.openxmlformats.org/officeDocument/2006/math" xmlns:v="urn:schemas-microsoft-com:vml" xmlns:wp14="http://schemas.microsoft.com/office/word/2010/wordprocessingDrawing" xmlns:wp="http://schemas.openxmlformats.org/drawingml/2006/wordprocessingDrawing" xmlns:w10="urn:schemas-microsoft-com:office:word" xmlns:w="http://schemas.openxmlformats.org/wordprocessingml/2006/main" xmlns:w14="http://schemas.microsoft.com/office/word/2010/wordml" xmlns:w15="http://schemas.microsoft.com/office/word/2012/wordml" xmlns:w16cex="http://schemas.microsoft.com/office/word/2018/wordml/cex" xmlns:w16cid="http://schemas.microsoft.com/office/word/2016/wordml/cid" xmlns:w16="http://schemas.microsoft.com/office/word/2018/wordml" xmlns:w16du="http://schemas.microsoft.com/office/word/2023/wordml/word16du" xmlns:w16sdtdh="http://schemas.microsoft.com/office/word/2020/wordml/sdtdatahash" xmlns:w16sdtfl="http://schemas.microsoft.com/office/word/2024/wordml/sdtformatlock" xmlns:w16se="http://schemas.microsoft.com/office/word/2015/wordml/symex" xmlns:wpg="http://schemas.microsoft.com/office/word/2010/wordprocessingGroup" xmlns:wpi="http://schemas.microsoft.com/office/word/2010/wordprocessingInk" xmlns:wne="http://schemas.microsoft.com/office/word/2006/wordml" xmlns:wps="http://schemas.microsoft.com/office/word/2010/wordprocessingShape" mc:Ignorable="w14 w15 w16se w16cid w16 w16cex w16sdtdh w16sdtfl w16du wp14">
   <w:p>
     <w:pPr>
       <w:pStyle w:val="Header"/>
@@ -980,7 +945,7 @@
 </file>
 
 <file path=word/header3.xml><?xml version="1.0" encoding="utf-8"?>
-<w:hdr xmlns:wpc="http://schemas.microsoft.com/office/word/2010/wordprocessingCanvas" xmlns:cx="http://schemas.microsoft.com/office/drawing/2014/chartex" xmlns:cx1="http://schemas.microsoft.com/office/drawing/2015/9/8/chartex" xmlns:cx2="http://schemas.microsoft.com/office/drawing/2015/10/21/chartex" xmlns:cx3="http://schemas.microsoft.com/office/drawing/2016/5/9/chartex" xmlns:cx4="http://schemas.microsoft.com/office/drawing/2016/5/10/chartex" xmlns:cx5="http://schemas.microsoft.com/office/drawing/2016/5/11/chartex" xmlns:cx6="http://schemas.microsoft.com/office/drawing/2016/5/12/chartex" xmlns:cx7="http://schemas.microsoft.com/office/drawing/2016/5/13/chartex" xmlns:cx8="http://schemas.microsoft.com/office/drawing/2016/5/14/chartex" xmlns:mc="http://schemas.openxmlformats.org/markup-compatibility/2006" xmlns:aink="http://schemas.microsoft.com/office/drawing/2016/ink" xmlns:am3d="http://schemas.microsoft.com/office/drawing/2017/model3d" xmlns:o="urn:schemas-microsoft-com:office:office" xmlns:oel="http://schemas.microsoft.com/office/2019/extlst" xmlns:r="http://schemas.openxmlformats.org/officeDocument/2006/relationships" xmlns:m="http://schemas.openxmlformats.org/officeDocument/2006/math" xmlns:v="urn:schemas-microsoft-com:vml" xmlns:wp14="http://schemas.microsoft.com/office/word/2010/wordprocessingDrawing" xmlns:wp="http://schemas.openxmlformats.org/drawingml/2006/wordprocessingDrawing" xmlns:w10="urn:schemas-microsoft-com:office:word" xmlns:w="http://schemas.openxmlformats.org/wordprocessingml/2006/main" xmlns:w14="http://schemas.microsoft.com/office/word/2010/wordml" xmlns:w15="http://schemas.microsoft.com/office/word/2012/wordml" xmlns:w16cex="http://schemas.microsoft.com/office/word/2018/wordml/cex" xmlns:w16cid="http://schemas.microsoft.com/office/word/2016/wordml/cid" xmlns:w16="http://schemas.microsoft.com/office/word/2018/wordml" xmlns:w16sdtdh="http://schemas.microsoft.com/office/word/2020/wordml/sdtdatahash" xmlns:w16se="http://schemas.microsoft.com/office/word/2015/wordml/symex" xmlns:wpg="http://schemas.microsoft.com/office/word/2010/wordprocessingGroup" xmlns:wpi="http://schemas.microsoft.com/office/word/2010/wordprocessingInk" xmlns:wne="http://schemas.microsoft.com/office/word/2006/wordml" xmlns:wps="http://schemas.microsoft.com/office/word/2010/wordprocessingShape" mc:Ignorable="w14 w15 w16se w16cid w16 w16cex w16sdtdh wp14">
+<w:hdr xmlns:wpc="http://schemas.microsoft.com/office/word/2010/wordprocessingCanvas" xmlns:cx="http://schemas.microsoft.com/office/drawing/2014/chartex" xmlns:cx1="http://schemas.microsoft.com/office/drawing/2015/9/8/chartex" xmlns:cx2="http://schemas.microsoft.com/office/drawing/2015/10/21/chartex" xmlns:cx3="http://schemas.microsoft.com/office/drawing/2016/5/9/chartex" xmlns:cx4="http://schemas.microsoft.com/office/drawing/2016/5/10/chartex" xmlns:cx5="http://schemas.microsoft.com/office/drawing/2016/5/11/chartex" xmlns:cx6="http://schemas.microsoft.com/office/drawing/2016/5/12/chartex" xmlns:cx7="http://schemas.microsoft.com/office/drawing/2016/5/13/chartex" xmlns:cx8="http://schemas.microsoft.com/office/drawing/2016/5/14/chartex" xmlns:mc="http://schemas.openxmlformats.org/markup-compatibility/2006" xmlns:aink="http://schemas.microsoft.com/office/drawing/2016/ink" xmlns:am3d="http://schemas.microsoft.com/office/drawing/2017/model3d" xmlns:o="urn:schemas-microsoft-com:office:office" xmlns:oel="http://schemas.microsoft.com/office/2019/extlst" xmlns:r="http://schemas.openxmlformats.org/officeDocument/2006/relationships" xmlns:m="http://schemas.openxmlformats.org/officeDocument/2006/math" xmlns:v="urn:schemas-microsoft-com:vml" xmlns:wp14="http://schemas.microsoft.com/office/word/2010/wordprocessingDrawing" xmlns:wp="http://schemas.openxmlformats.org/drawingml/2006/wordprocessingDrawing" xmlns:w10="urn:schemas-microsoft-com:office:word" xmlns:w="http://schemas.openxmlformats.org/wordprocessingml/2006/main" xmlns:w14="http://schemas.microsoft.com/office/word/2010/wordml" xmlns:w15="http://schemas.microsoft.com/office/word/2012/wordml" xmlns:w16cex="http://schemas.microsoft.com/office/word/2018/wordml/cex" xmlns:w16cid="http://schemas.microsoft.com/office/word/2016/wordml/cid" xmlns:w16="http://schemas.microsoft.com/office/word/2018/wordml" xmlns:w16du="http://schemas.microsoft.com/office/word/2023/wordml/word16du" xmlns:w16sdtdh="http://schemas.microsoft.com/office/word/2020/wordml/sdtdatahash" xmlns:w16sdtfl="http://schemas.microsoft.com/office/word/2024/wordml/sdtformatlock" xmlns:w16se="http://schemas.microsoft.com/office/word/2015/wordml/symex" xmlns:wpg="http://schemas.microsoft.com/office/word/2010/wordprocessingGroup" xmlns:wpi="http://schemas.microsoft.com/office/word/2010/wordprocessingInk" xmlns:wne="http://schemas.microsoft.com/office/word/2006/wordml" xmlns:wps="http://schemas.microsoft.com/office/word/2010/wordprocessingShape" mc:Ignorable="w14 w15 w16se w16cid w16 w16cex w16sdtdh w16sdtfl w16du wp14">
   <w:p>
     <w:pPr>
       <w:pStyle w:val="Header"/>
@@ -989,7 +954,7 @@
     <w:r>
       <w:tab/>
       <w:tab/>
-      <w:t>2026-06-17</w:t>
+      <w:t>2026-06-18</w:t>
       <w:br/>
       <w:br/>
     </w:r>
@@ -1006,7 +971,7 @@
 </file>
 
 <file path=word/numbering.xml><?xml version="1.0" encoding="utf-8"?>
-<w:numbering xmlns:wpc="http://schemas.microsoft.com/office/word/2010/wordprocessingCanvas" xmlns:cx="http://schemas.microsoft.com/office/drawing/2014/chartex" xmlns:cx1="http://schemas.microsoft.com/office/drawing/2015/9/8/chartex" xmlns:cx2="http://schemas.microsoft.com/office/drawing/2015/10/21/chartex" xmlns:cx3="http://schemas.microsoft.com/office/drawing/2016/5/9/chartex" xmlns:cx4="http://schemas.microsoft.com/office/drawing/2016/5/10/chartex" xmlns:cx5="http://schemas.microsoft.com/office/drawing/2016/5/11/chartex" xmlns:cx6="http://schemas.microsoft.com/office/drawing/2016/5/12/chartex" xmlns:cx7="http://schemas.microsoft.com/office/drawing/2016/5/13/chartex" xmlns:cx8="http://schemas.microsoft.com/office/drawing/2016/5/14/chartex" xmlns:mc="http://schemas.openxmlformats.org/markup-compatibility/2006" xmlns:aink="http://schemas.microsoft.com/office/drawing/2016/ink" xmlns:am3d="http://schemas.microsoft.com/office/drawing/2017/model3d" xmlns:o="urn:schemas-microsoft-com:office:office" xmlns:oel="http://schemas.microsoft.com/office/2019/extlst" xmlns:r="http://schemas.openxmlformats.org/officeDocument/2006/relationships" xmlns:m="http://schemas.openxmlformats.org/officeDocument/2006/math" xmlns:v="urn:schemas-microsoft-com:vml" xmlns:wp14="http://schemas.microsoft.com/office/word/2010/wordprocessingDrawing" xmlns:wp="http://schemas.openxmlformats.org/drawingml/2006/wordprocessingDrawing" xmlns:w10="urn:schemas-microsoft-com:office:word" xmlns:w="http://schemas.openxmlformats.org/wordprocessingml/2006/main" xmlns:w14="http://schemas.microsoft.com/office/word/2010/wordml" xmlns:w15="http://schemas.microsoft.com/office/word/2012/wordml" xmlns:w16cex="http://schemas.microsoft.com/office/word/2018/wordml/cex" xmlns:w16cid="http://schemas.microsoft.com/office/word/2016/wordml/cid" xmlns:w16="http://schemas.microsoft.com/office/word/2018/wordml" xmlns:w16sdtdh="http://schemas.microsoft.com/office/word/2020/wordml/sdtdatahash" xmlns:w16se="http://schemas.microsoft.com/office/word/2015/wordml/symex" xmlns:wpg="http://schemas.microsoft.com/office/word/2010/wordprocessingGroup" xmlns:wpi="http://schemas.microsoft.com/office/word/2010/wordprocessingInk" xmlns:wne="http://schemas.microsoft.com/office/word/2006/wordml" xmlns:wps="http://schemas.microsoft.com/office/word/2010/wordprocessingShape" mc:Ignorable="w14 w15 w16se w16cid w16 w16cex w16sdtdh wp14">
+<w:numbering xmlns:wpc="http://schemas.microsoft.com/office/word/2010/wordprocessingCanvas" xmlns:cx="http://schemas.microsoft.com/office/drawing/2014/chartex" xmlns:cx1="http://schemas.microsoft.com/office/drawing/2015/9/8/chartex" xmlns:cx2="http://schemas.microsoft.com/office/drawing/2015/10/21/chartex" xmlns:cx3="http://schemas.microsoft.com/office/drawing/2016/5/9/chartex" xmlns:cx4="http://schemas.microsoft.com/office/drawing/2016/5/10/chartex" xmlns:cx5="http://schemas.microsoft.com/office/drawing/2016/5/11/chartex" xmlns:cx6="http://schemas.microsoft.com/office/drawing/2016/5/12/chartex" xmlns:cx7="http://schemas.microsoft.com/office/drawing/2016/5/13/chartex" xmlns:cx8="http://schemas.microsoft.com/office/drawing/2016/5/14/chartex" xmlns:mc="http://schemas.openxmlformats.org/markup-compatibility/2006" xmlns:aink="http://schemas.microsoft.com/office/drawing/2016/ink" xmlns:am3d="http://schemas.microsoft.com/office/drawing/2017/model3d" xmlns:o="urn:schemas-microsoft-com:office:office" xmlns:oel="http://schemas.microsoft.com/office/2019/extlst" xmlns:r="http://schemas.openxmlformats.org/officeDocument/2006/relationships" xmlns:m="http://schemas.openxmlformats.org/officeDocument/2006/math" xmlns:v="urn:schemas-microsoft-com:vml" xmlns:wp14="http://schemas.microsoft.com/office/word/2010/wordprocessingDrawing" xmlns:wp="http://schemas.openxmlformats.org/drawingml/2006/wordprocessingDrawing" xmlns:w10="urn:schemas-microsoft-com:office:word" xmlns:w="http://schemas.openxmlformats.org/wordprocessingml/2006/main" xmlns:w14="http://schemas.microsoft.com/office/word/2010/wordml" xmlns:w15="http://schemas.microsoft.com/office/word/2012/wordml" xmlns:w16cex="http://schemas.microsoft.com/office/word/2018/wordml/cex" xmlns:w16cid="http://schemas.microsoft.com/office/word/2016/wordml/cid" xmlns:w16="http://schemas.microsoft.com/office/word/2018/wordml" xmlns:w16du="http://schemas.microsoft.com/office/word/2023/wordml/word16du" xmlns:w16sdtdh="http://schemas.microsoft.com/office/word/2020/wordml/sdtdatahash" xmlns:w16sdtfl="http://schemas.microsoft.com/office/word/2024/wordml/sdtformatlock" xmlns:w16se="http://schemas.microsoft.com/office/word/2015/wordml/symex" xmlns:wpg="http://schemas.microsoft.com/office/word/2010/wordprocessingGroup" xmlns:wpi="http://schemas.microsoft.com/office/word/2010/wordprocessingInk" xmlns:wne="http://schemas.microsoft.com/office/word/2006/wordml" xmlns:wps="http://schemas.microsoft.com/office/word/2010/wordprocessingShape" mc:Ignorable="w14 w15 w16se w16cid w16 w16cex w16sdtdh w16sdtfl w16du wp14">
   <w:abstractNum w:abstractNumId="0" w15:restartNumberingAfterBreak="0">
     <w:nsid w:val="FFFFFF7C"/>
     <w:multiLevelType w:val="singleLevel"/>
@@ -1209,7 +1174,7 @@
 </file>
 
 <file path=word/styles.xml><?xml version="1.0" encoding="utf-8"?>
-<w:styles xmlns:mc="http://schemas.openxmlformats.org/markup-compatibility/2006" xmlns:r="http://schemas.openxmlformats.org/officeDocument/2006/relationships" xmlns:w="http://schemas.openxmlformats.org/wordprocessingml/2006/main" xmlns:w14="http://schemas.microsoft.com/office/word/2010/wordml" xmlns:w15="http://schemas.microsoft.com/office/word/2012/wordml" xmlns:w16cex="http://schemas.microsoft.com/office/word/2018/wordml/cex" xmlns:w16cid="http://schemas.microsoft.com/office/word/2016/wordml/cid" xmlns:w16="http://schemas.microsoft.com/office/word/2018/wordml" xmlns:w16sdtdh="http://schemas.microsoft.com/office/word/2020/wordml/sdtdatahash" xmlns:w16se="http://schemas.microsoft.com/office/word/2015/wordml/symex" mc:Ignorable="w14 w15 w16se w16cid w16 w16cex w16sdtdh">
+<w:styles xmlns:mc="http://schemas.openxmlformats.org/markup-compatibility/2006" xmlns:r="http://schemas.openxmlformats.org/officeDocument/2006/relationships" xmlns:w="http://schemas.openxmlformats.org/wordprocessingml/2006/main" xmlns:w14="http://schemas.microsoft.com/office/word/2010/wordml" xmlns:w15="http://schemas.microsoft.com/office/word/2012/wordml" xmlns:w16cex="http://schemas.microsoft.com/office/word/2018/wordml/cex" xmlns:w16cid="http://schemas.microsoft.com/office/word/2016/wordml/cid" xmlns:w16="http://schemas.microsoft.com/office/word/2018/wordml" xmlns:w16du="http://schemas.microsoft.com/office/word/2023/wordml/word16du" xmlns:w16sdtdh="http://schemas.microsoft.com/office/word/2020/wordml/sdtdatahash" xmlns:w16sdtfl="http://schemas.microsoft.com/office/word/2024/wordml/sdtformatlock" xmlns:w16se="http://schemas.microsoft.com/office/word/2015/wordml/symex" mc:Ignorable="w14 w15 w16se w16cid w16 w16cex w16sdtdh w16sdtfl w16du">
   <w:docDefaults>
     <w:rPrDefault>
       <w:rPr>
@@ -1967,7 +1932,7 @@
     <w:link w:val="TitleChar"/>
     <w:uiPriority w:val="10"/>
     <w:qFormat/>
-    <w:rsid w:val="007106C8"/>
+    <w:rsid w:val="00E854FA"/>
     <w:pPr>
       <w:spacing w:after="300" w:line="240" w:lineRule="auto"/>
       <w:contextualSpacing/>
@@ -1977,7 +1942,7 @@
       <w:rFonts w:eastAsiaTheme="majorEastAsia" w:cstheme="majorBidi"/>
       <w:spacing w:val="5"/>
       <w:kern w:val="28"/>
-      <w:sz w:val="52"/>
+      <w:sz w:val="40"/>
       <w:szCs w:val="52"/>
       <w:lang w:val="sv-SE" w:eastAsia="en-US" w:bidi="ar-SA"/>
     </w:rPr>
@@ -1987,12 +1952,12 @@
     <w:basedOn w:val="DefaultParagraphFont"/>
     <w:link w:val="Title"/>
     <w:uiPriority w:val="10"/>
-    <w:rsid w:val="007106C8"/>
+    <w:rsid w:val="00E854FA"/>
     <w:rPr>
       <w:rFonts w:ascii="Times New Roman" w:eastAsiaTheme="majorEastAsia" w:hAnsi="Times New Roman" w:cstheme="majorBidi"/>
       <w:spacing w:val="5"/>
       <w:kern w:val="28"/>
-      <w:sz w:val="52"/>
+      <w:sz w:val="40"/>
       <w:szCs w:val="52"/>
       <w:lang w:val="sv-SE" w:eastAsia="en-US" w:bidi="ar-SA"/>
     </w:rPr>

--- a/klagomål/A 24879-2026 FSC-klagomål.docx
+++ b/klagomål/A 24879-2026 FSC-klagomål.docx
@@ -954,7 +954,7 @@
     <w:r>
       <w:tab/>
       <w:tab/>
-      <w:t>2026-06-18</w:t>
+      <w:t>2026-06-19</w:t>
       <w:br/>
       <w:br/>
     </w:r>

--- a/klagomål/A 24879-2026 FSC-klagomål.docx
+++ b/klagomål/A 24879-2026 FSC-klagomål.docx
@@ -954,7 +954,7 @@
     <w:r>
       <w:tab/>
       <w:tab/>
-      <w:t>2026-06-19</w:t>
+      <w:t>2026-06-20</w:t>
       <w:br/>
       <w:br/>
     </w:r>

--- a/klagomål/A 24879-2026 FSC-klagomål.docx
+++ b/klagomål/A 24879-2026 FSC-klagomål.docx
@@ -168,38 +168,7 @@
     </w:p>
     <w:p>
       <w:r>
-        <w:t>Detta dokument behandlar höga naturvärden i avverkningsanmälan A 24879-2026 i Örebro kommun som inkom 2026-06-01 och omfattar 10,7 ha.</w:t>
-      </w:r>
-    </w:p>
-    <w:p>
-      <w:r>
-        <w:t>Nedan presenteras fynd av naturvårdsarter och fridlysta arter som gjorts i det avverkningsanmälda området, samt relevanta utdrag ur standarderna för FSC, Chain of Custody, Controlled Wood och PEFC. I BILAGA 1 finns artfakta om fridlysta arter.</w:t>
-      </w:r>
-    </w:p>
-    <w:p>
-      <w:r>
-        <w:t>Vi förväntar oss att ni återkommer med ett skriftligt svar på vårt klagomål och även beskriver vilka korrigerande åtgärder ni satt in för att rätta till identifierade brister i er efterlevnad av den svenska FSC standarden.</w:t>
-      </w:r>
-    </w:p>
-    <w:p>
-      <w:pPr>
-        <w:pStyle w:val="Heading1"/>
-      </w:pPr>
-      <w:r>
-        <w:t>Naturvårdsarter</w:t>
-      </w:r>
-    </w:p>
-    <w:p>
-      <w:r>
-        <w:t>I och inom 3 meter från avverkningsanmälan har följande 8 naturvårdsarter hittats: dofttaggsvamp (NT, T), grönsångare (NT, §4), skarp dropptaggsvamp (NT), smal svampklubba (S), thomsons trägnagare (S), järpe (T, §4), spillkråka (T, §4) och fläcknycklar (§8). Av dessa är 3 rödlistade. För rödlistade arter har rödlistekategorin angivits inom parentes. Arter som är signalarter enligt Skogsstyrelsen har markerats med (S). Typiska arter inom Natura 2000 som är kopplade till skogsekosystem har markerats med (T). För fridlysta arter anges även paragrafen i Artskyddsförordningen som arten är fridlyst enligt.</w:t>
-      </w:r>
-    </w:p>
-    <w:p>
-      <w:r>
-        <w:t>De påträffade naturvårdsarterna är ett tydligt kvitto på att det rör sig om en skog med höga naturvärden.</w:t>
-      </w:r>
-      <w:r>
-        <w:t xml:space="preserve"> I Figur 1 visas fyndplatser för naturvårdsarter i området, som finns registrerade på Artportalen.</w:t>
+        <w:t>Detta klagomål behandlar höga naturvärden i avverkningsanmälan A 24879-2026 i Örebro kommun som inkom 2026-06-01 och omfattar 10,7 ha.</w:t>
       </w:r>
     </w:p>
     <w:p>
@@ -209,7 +178,7 @@
       <w:r>
         <w:drawing>
           <wp:inline xmlns:a="http://schemas.openxmlformats.org/drawingml/2006/main" xmlns:pic="http://schemas.openxmlformats.org/drawingml/2006/picture">
-            <wp:extent cx="5318792" cy="5688000"/>
+            <wp:extent cx="5352455" cy="5724000"/>
             <wp:docPr id="1" name="Picture 1"/>
             <wp:cNvGraphicFramePr>
               <a:graphicFrameLocks noChangeAspect="1"/>
@@ -230,7 +199,7 @@
                   <pic:spPr>
                     <a:xfrm>
                       <a:off x="0" y="0"/>
-                      <a:ext cx="5318792" cy="5688000"/>
+                      <a:ext cx="5352455" cy="5724000"/>
                     </a:xfrm>
                     <a:prstGeom prst="rect"/>
                   </pic:spPr>
@@ -247,34 +216,55 @@
         <w:spacing w:after="240"/>
       </w:pPr>
       <w:r>
-        <w:t>Figur 1. Fyndplatser för naturvårdsarter i och inom 3 meter från avverkningsanmälan (röd linje). Markörer utan svart kant är placerade på fyndplatsen. Markörer med svart kant är placerade vid sidan av fyndplatsen och har ett svart streck som visar fyndplatsens exakta position. Kartans mittpunktskoordinat är N 6576512, E 499252 i SWEREF 99 TM.</w:t>
+        <w:t>Figur 1. Fyndplatser för naturvårdsarter i och inom 3 meter från avverkningsanmälan. Markörer utan svart kant är placerade på fyndplatsen. Markörer med svart kant är placerade vid sidan av fyndplatsen har ett svart streck som visar fyndplatsens exakta position. Kartans mittpunktskoordinat är N 6576512, E 499252 i SWEREF 99 TM.</w:t>
+      </w:r>
+    </w:p>
+    <w:p>
+      <w:r>
+        <w:t>I och inom 3 meter från avverkningsanmälan finns fynd av 8 naturvårdsarter, varav 3 är rödlistade, 4 är fridlysta, 3 är typiska (T) och 2 är signalarter (S): dofttaggsvamp (NT, T), grönsångare (NT, §4), skarp dropptaggsvamp (NT), smal svampklubba (S), thomsons trägnagare (S), järpe (T, §4), spillkråka (T, §4) och fläcknycklar (§8). Se Figur 1.</w:t>
+      </w:r>
+    </w:p>
+    <w:p>
+      <w:r>
+        <w:t>Nedan presenteras relevanta utdrag ur standarderna för FSC, Chain of Custody, Controlled Wood och PEFC.</w:t>
+      </w:r>
+    </w:p>
+    <w:p>
+      <w:r>
+        <w:t>Vi förväntar oss att ni återkommer med ett skriftligt svar på vårt klagomål och även beskriver vilka korrigerande åtgärder ni satt in för att rätta till identifierade brister i er efterlevnad av den svenska FSC standarden.</w:t>
       </w:r>
     </w:p>
     <w:p>
       <w:pPr>
-        <w:pStyle w:val="Heading2"/>
+        <w:pStyle w:val="Heading1"/>
       </w:pPr>
       <w:r>
-        <w:t>Fridlysta arter</w:t>
+        <w:t>Naturvårdsarter och fridlysta arter</w:t>
       </w:r>
     </w:p>
     <w:p>
       <w:r>
-        <w:t>Följande fridlysta arter har sina livsmiljöer och växtplatser i den avverkningsanmälda skogen: grönsångare (NT, §4), järpe (T, §4), spillkråka (T, §4) och fläcknycklar (§8).</w:t>
+        <w:t>Nedan följer beskrivningar av de naturvårdsarter och fridlysta arter som har sina livsmiljöer och växtplatser i den avverkningsanmälda skogen. Se även ytterligare artfakta i BILAGA 1. De påträffade naturvårdsarterna är ett tydligt kvitto på att det rör sig om en skog med höga naturvärden.</w:t>
       </w:r>
     </w:p>
     <w:p>
       <w:r>
-        <w:t xml:space="preserve">Observera att medlemsländerna är skyldiga att agera i enlighet med EU:s fågeldirektiv där det uttryckligen står att direktivet gäller för fåglar samt för deras ägg, bon och </w:t>
+        <w:rPr>
+          <w:b/>
+        </w:rPr>
+        <w:t xml:space="preserve">Dofttaggsvamp (NT) </w:t>
+      </w:r>
+      <w:r>
+        <w:t xml:space="preserve">bildar mykorrhiza med gran i framför allt äldre ängsgranskog eller örtrik granskog av frisk lågörttyp. Arten hotas huvudsakligen av slutavverkning och den överlever sannolikt inte en avverkning eftersom den är beroende de levande barrträdens rötter. Troligen missgynnas den av allt för hård gallring eller plockhuggning om huggningen inte efterföljs av skogsbete. Fler örtrika barrskogar, särskilt de med trädkontinuitet, måste skyddas i större utsträckning än vad som tidigare gjorts. Dofttaggsvamp är typisk art för </w:t>
       </w:r>
       <w:r>
         <w:rPr>
-          <w:b/>
+          <w:i/>
         </w:rPr>
-        <w:t xml:space="preserve">livsmiljöer </w:t>
+        <w:t>9050 Näringsrik granskog</w:t>
       </w:r>
       <w:r>
-        <w:t>(artikel 1). Vidare att de åtgärder som vidtas inte får leda till en försämring av den nuvarande situationen beträffande bevarandet av de fågelarter som avses i artikel 1 (artikel 13). Fågeldirektivet är styrande för tillsynsansvariga myndigheters ärendehantering, ställningstaganden och beslutsfattande.</w:t>
+        <w:t xml:space="preserve"> (SLU Artdatabanken, 2024).</w:t>
       </w:r>
     </w:p>
     <w:p>
@@ -286,6 +276,17 @@
       </w:r>
       <w:r>
         <w:t xml:space="preserve"> är rödlistad som nära hotad (NT) och fridlyst enligt 4§ artskyddsförordningen. Den har minskat med 17 (6–24) % under de senaste 10 åren och minskningstakten för den svenska populationen bedöms vara nära gränsvärdet för Sårbar (VU). (A2b). Arten häckar i högstammig skog, främst lövskog men även i granskog, i regel utan kraftigare undervegetation. Den förekommer i södra och mellersta Sverige samt i Norrlands kustland norrut till Norrbotten. Förekommer dessutom sällsynt i Norrlands inland (SLU Artdatabanken, 2024). Orsaken till grönsångarens nedgång och är oklar varvid det är viktigt att försiktighetsprincipen enligt 2 kap. 3 § miljöbalken tillämpas för att bevara artens livsmiljöer och vända den negativa trenden.</w:t>
+      </w:r>
+    </w:p>
+    <w:p>
+      <w:r>
+        <w:rPr>
+          <w:b/>
+        </w:rPr>
+        <w:t xml:space="preserve">Skarp dropptaggsvamp (NT) </w:t>
+      </w:r>
+      <w:r>
+        <w:t>bildar mykorrhiza med både gran och tall, främst i barrskogar med trädkontinuitet. Arten uppträder dels i näringsrik kalkbarrskog och dels i sur lavtallskog. Kalkbarrskogarna är ofta grandominerade, olikåldriga och skiktade på frisk mark med ett örtrikt vegetationsskikt. Lavtallskogarna är i regel magra, torra, ljusöppna och ofta brandpräglade. Den totala populationen i landet har minskat och bedöms fortsätta minska till följd av avverkning av äldre barrskogar. Arten har begränsad förmåga att återetablera sig efter slutavverkning eller andra storskaliga skogsbruksåtgärder. Det saknas indikationer på att arten långsiktigt kan etablera eller reproducera sig i skogsbestånd som brukas med metoder som trakthyggesbruk, markberedning, gödsling eller föryngring med förädlat plantmaterial. Minskningstakten för den svenska populationen bedöms vara nära gränsvärdet för Sårbar (VU) (SLU Artdatabanken, 2026).</w:t>
       </w:r>
     </w:p>
     <w:p>
@@ -344,50 +345,6 @@
       </w:r>
       <w:r>
         <w:t>. Den behöver grova träd, främst tall, asp och bok som boträd. Skogsbruk med korta omloppstider och täta, homogena ungskogar utgör det största hotet. Spillkråka är en nyckelart i skogliga miljöer vars övergivna bohål utnyttjas av flera andra hålhäckande fågelarter och fladdermöss, däribland pärluggla (EN, §4), knipa (§4), salskrake (§4) och skogsduva (§4). Hökuggla (VU, §4) och slaguggla (§4) häckar ofta i högstubbar som brutits av i höjd med ett gammalt spillkråkebo (SLU Artdatabanken, 2026; Skogsstyrelsen, 2016).</w:t>
-      </w:r>
-    </w:p>
-    <w:p>
-      <w:r>
-        <w:t>I BILAGA 1 finns mer detaljerad information om ekologi samt krav på livsmiljö hos fridlysta arter.</w:t>
-      </w:r>
-    </w:p>
-    <w:p>
-      <w:pPr>
-        <w:pStyle w:val="Heading2"/>
-      </w:pPr>
-      <w:r>
-        <w:t>Övriga naturvårdsarter</w:t>
-      </w:r>
-    </w:p>
-    <w:p>
-      <w:r>
-        <w:rPr>
-          <w:b/>
-        </w:rPr>
-        <w:t xml:space="preserve">Dofttaggsvamp (NT) </w:t>
-      </w:r>
-      <w:r>
-        <w:t xml:space="preserve">bildar mykorrhiza med gran i framför allt äldre ängsgranskog eller örtrik granskog av frisk lågörttyp. Arten hotas huvudsakligen av slutavverkning och den överlever sannolikt inte en avverkning eftersom den är beroende de levande barrträdens rötter. Troligen missgynnas den av allt för hård gallring eller plockhuggning om huggningen inte efterföljs av skogsbete. Fler örtrika barrskogar, särskilt de med trädkontinuitet, måste skyddas i större utsträckning än vad som tidigare gjorts. Dofttaggsvamp är typisk art för </w:t>
-      </w:r>
-      <w:r>
-        <w:rPr>
-          <w:i/>
-        </w:rPr>
-        <w:t>9050 Näringsrik granskog</w:t>
-      </w:r>
-      <w:r>
-        <w:t xml:space="preserve"> (SLU Artdatabanken, 2024).</w:t>
-      </w:r>
-    </w:p>
-    <w:p>
-      <w:r>
-        <w:rPr>
-          <w:b/>
-        </w:rPr>
-        <w:t xml:space="preserve">Skarp dropptaggsvamp (NT) </w:t>
-      </w:r>
-      <w:r>
-        <w:t>bildar mykorrhiza med både gran och tall, främst i barrskogar med trädkontinuitet. Arten uppträder dels i näringsrik kalkbarrskog och dels i sur lavtallskog. Kalkbarrskogarna är ofta grandominerade, olikåldriga och skiktade på frisk mark med ett örtrikt vegetationsskikt. Lavtallskogarna är i regel magra, torra, ljusöppna och ofta brandpräglade. Den totala populationen i landet har minskat och bedöms fortsätta minska till följd av avverkning av äldre barrskogar. Arten har begränsad förmåga att återetablera sig efter slutavverkning eller andra storskaliga skogsbruksåtgärder. Det saknas indikationer på att arten långsiktigt kan etablera eller reproducera sig i skogsbestånd som brukas med metoder som trakthyggesbruk, markberedning, gödsling eller föryngring med förädlat plantmaterial. Minskningstakten för den svenska populationen bedöms vara nära gränsvärdet för Sårbar (VU) (SLU Artdatabanken, 2026).</w:t>
       </w:r>
     </w:p>
     <w:p>
@@ -954,7 +911,7 @@
     <w:r>
       <w:tab/>
       <w:tab/>
-      <w:t>2026-06-20</w:t>
+      <w:t>2026-06-21</w:t>
       <w:br/>
       <w:br/>
     </w:r>

--- a/klagomål/A 24879-2026 FSC-klagomål.docx
+++ b/klagomål/A 24879-2026 FSC-klagomål.docx
@@ -911,7 +911,7 @@
     <w:r>
       <w:tab/>
       <w:tab/>
-      <w:t>2026-06-21</w:t>
+      <w:t>2026-06-22</w:t>
       <w:br/>
       <w:br/>
     </w:r>

--- a/klagomål/A 24879-2026 FSC-klagomål.docx
+++ b/klagomål/A 24879-2026 FSC-klagomål.docx
@@ -911,7 +911,7 @@
     <w:r>
       <w:tab/>
       <w:tab/>
-      <w:t>2026-06-22</w:t>
+      <w:t>2026-06-23</w:t>
       <w:br/>
       <w:br/>
     </w:r>

--- a/klagomål/A 24879-2026 FSC-klagomål.docx
+++ b/klagomål/A 24879-2026 FSC-klagomål.docx
@@ -911,7 +911,7 @@
     <w:r>
       <w:tab/>
       <w:tab/>
-      <w:t>2026-06-23</w:t>
+      <w:t>2026-06-24</w:t>
       <w:br/>
       <w:br/>
     </w:r>

--- a/klagomål/A 24879-2026 FSC-klagomål.docx
+++ b/klagomål/A 24879-2026 FSC-klagomål.docx
@@ -911,7 +911,7 @@
     <w:r>
       <w:tab/>
       <w:tab/>
-      <w:t>2026-06-24</w:t>
+      <w:t>2026-06-25</w:t>
       <w:br/>
       <w:br/>
     </w:r>

--- a/klagomål/A 24879-2026 FSC-klagomål.docx
+++ b/klagomål/A 24879-2026 FSC-klagomål.docx
@@ -911,7 +911,7 @@
     <w:r>
       <w:tab/>
       <w:tab/>
-      <w:t>2026-06-25</w:t>
+      <w:t>2026-06-26</w:t>
       <w:br/>
       <w:br/>
     </w:r>

--- a/klagomål/A 24879-2026 FSC-klagomål.docx
+++ b/klagomål/A 24879-2026 FSC-klagomål.docx
@@ -911,7 +911,7 @@
     <w:r>
       <w:tab/>
       <w:tab/>
-      <w:t>2026-06-26</w:t>
+      <w:t>2026-06-27</w:t>
       <w:br/>
       <w:br/>
     </w:r>

--- a/klagomål/A 24879-2026 FSC-klagomål.docx
+++ b/klagomål/A 24879-2026 FSC-klagomål.docx
@@ -911,7 +911,7 @@
     <w:r>
       <w:tab/>
       <w:tab/>
-      <w:t>2026-06-27</w:t>
+      <w:t>2026-06-28</w:t>
       <w:br/>
       <w:br/>
     </w:r>

--- a/klagomål/A 24879-2026 FSC-klagomål.docx
+++ b/klagomål/A 24879-2026 FSC-klagomål.docx
@@ -911,7 +911,7 @@
     <w:r>
       <w:tab/>
       <w:tab/>
-      <w:t>2026-06-28</w:t>
+      <w:t>2026-06-29</w:t>
       <w:br/>
       <w:br/>
     </w:r>

--- a/klagomål/A 24879-2026 FSC-klagomål.docx
+++ b/klagomål/A 24879-2026 FSC-klagomål.docx
@@ -911,7 +911,7 @@
     <w:r>
       <w:tab/>
       <w:tab/>
-      <w:t>2026-06-29</w:t>
+      <w:t>2026-06-30</w:t>
       <w:br/>
       <w:br/>
     </w:r>

--- a/klagomål/A 24879-2026 FSC-klagomål.docx
+++ b/klagomål/A 24879-2026 FSC-klagomål.docx
@@ -911,7 +911,7 @@
     <w:r>
       <w:tab/>
       <w:tab/>
-      <w:t>2026-06-30</w:t>
+      <w:t>2026-07-01</w:t>
       <w:br/>
       <w:br/>
     </w:r>

--- a/klagomål/A 24879-2026 FSC-klagomål.docx
+++ b/klagomål/A 24879-2026 FSC-klagomål.docx
@@ -911,7 +911,7 @@
     <w:r>
       <w:tab/>
       <w:tab/>
-      <w:t>2026-07-01</w:t>
+      <w:t>2026-07-02</w:t>
       <w:br/>
       <w:br/>
     </w:r>

--- a/klagomål/A 24879-2026 FSC-klagomål.docx
+++ b/klagomål/A 24879-2026 FSC-klagomål.docx
@@ -911,7 +911,7 @@
     <w:r>
       <w:tab/>
       <w:tab/>
-      <w:t>2026-07-02</w:t>
+      <w:t>2026-07-03</w:t>
       <w:br/>
       <w:br/>
     </w:r>

--- a/klagomål/A 24879-2026 FSC-klagomål.docx
+++ b/klagomål/A 24879-2026 FSC-klagomål.docx
@@ -911,7 +911,7 @@
     <w:r>
       <w:tab/>
       <w:tab/>
-      <w:t>2026-07-13</w:t>
+      <w:t>2026-07-14</w:t>
       <w:br/>
       <w:br/>
     </w:r>

--- a/klagomål/A 24879-2026 FSC-klagomål.docx
+++ b/klagomål/A 24879-2026 FSC-klagomål.docx
@@ -911,7 +911,7 @@
     <w:r>
       <w:tab/>
       <w:tab/>
-      <w:t>2026-07-14</w:t>
+      <w:t>2026-07-15</w:t>
       <w:br/>
       <w:br/>
     </w:r>

--- a/klagomål/A 24879-2026 FSC-klagomål.docx
+++ b/klagomål/A 24879-2026 FSC-klagomål.docx
@@ -911,7 +911,7 @@
     <w:r>
       <w:tab/>
       <w:tab/>
-      <w:t>2026-07-15</w:t>
+      <w:t>2026-07-16</w:t>
       <w:br/>
       <w:br/>
     </w:r>

--- a/klagomål/A 24879-2026 FSC-klagomål.docx
+++ b/klagomål/A 24879-2026 FSC-klagomål.docx
@@ -911,7 +911,7 @@
     <w:r>
       <w:tab/>
       <w:tab/>
-      <w:t>2026-07-16</w:t>
+      <w:t>2026-07-17</w:t>
       <w:br/>
       <w:br/>
     </w:r>

--- a/klagomål/A 24879-2026 FSC-klagomål.docx
+++ b/klagomål/A 24879-2026 FSC-klagomål.docx
@@ -911,7 +911,7 @@
     <w:r>
       <w:tab/>
       <w:tab/>
-      <w:t>2026-07-17</w:t>
+      <w:t>2026-07-18</w:t>
       <w:br/>
       <w:br/>
     </w:r>

--- a/klagomål/A 24879-2026 FSC-klagomål.docx
+++ b/klagomål/A 24879-2026 FSC-klagomål.docx
@@ -911,7 +911,7 @@
     <w:r>
       <w:tab/>
       <w:tab/>
-      <w:t>2026-07-18</w:t>
+      <w:t>2026-07-19</w:t>
       <w:br/>
       <w:br/>
     </w:r>

--- a/klagomål/A 24879-2026 FSC-klagomål.docx
+++ b/klagomål/A 24879-2026 FSC-klagomål.docx
@@ -911,7 +911,7 @@
     <w:r>
       <w:tab/>
       <w:tab/>
-      <w:t>2026-07-19</w:t>
+      <w:t>2026-07-20</w:t>
       <w:br/>
       <w:br/>
     </w:r>

--- a/klagomål/A 24879-2026 FSC-klagomål.docx
+++ b/klagomål/A 24879-2026 FSC-klagomål.docx
@@ -911,7 +911,7 @@
     <w:r>
       <w:tab/>
       <w:tab/>
-      <w:t>2026-07-20</w:t>
+      <w:t>2026-07-21</w:t>
       <w:br/>
       <w:br/>
     </w:r>

--- a/klagomål/A 24879-2026 FSC-klagomål.docx
+++ b/klagomål/A 24879-2026 FSC-klagomål.docx
@@ -911,7 +911,7 @@
     <w:r>
       <w:tab/>
       <w:tab/>
-      <w:t>2026-07-21</w:t>
+      <w:t>2026-07-22</w:t>
       <w:br/>
       <w:br/>
     </w:r>

--- a/klagomål/A 24879-2026 FSC-klagomål.docx
+++ b/klagomål/A 24879-2026 FSC-klagomål.docx
@@ -911,7 +911,7 @@
     <w:r>
       <w:tab/>
       <w:tab/>
-      <w:t>2026-07-22</w:t>
+      <w:t>2026-07-23</w:t>
       <w:br/>
       <w:br/>
     </w:r>

--- a/klagomål/A 24879-2026 FSC-klagomål.docx
+++ b/klagomål/A 24879-2026 FSC-klagomål.docx
@@ -911,7 +911,7 @@
     <w:r>
       <w:tab/>
       <w:tab/>
-      <w:t>2026-07-23</w:t>
+      <w:t>2026-07-24</w:t>
       <w:br/>
       <w:br/>
     </w:r>

--- a/klagomål/A 24879-2026 FSC-klagomål.docx
+++ b/klagomål/A 24879-2026 FSC-klagomål.docx
@@ -911,7 +911,7 @@
     <w:r>
       <w:tab/>
       <w:tab/>
-      <w:t>2026-07-24</w:t>
+      <w:t>2026-07-25</w:t>
       <w:br/>
       <w:br/>
     </w:r>

--- a/klagomål/A 24879-2026 FSC-klagomål.docx
+++ b/klagomål/A 24879-2026 FSC-klagomål.docx
@@ -911,7 +911,7 @@
     <w:r>
       <w:tab/>
       <w:tab/>
-      <w:t>2026-07-25</w:t>
+      <w:t>2026-07-26</w:t>
       <w:br/>
       <w:br/>
     </w:r>

--- a/klagomål/A 24879-2026 FSC-klagomål.docx
+++ b/klagomål/A 24879-2026 FSC-klagomål.docx
@@ -911,7 +911,7 @@
     <w:r>
       <w:tab/>
       <w:tab/>
-      <w:t>2026-07-26</w:t>
+      <w:t>2026-07-27</w:t>
       <w:br/>
       <w:br/>
     </w:r>

--- a/klagomål/A 24879-2026 FSC-klagomål.docx
+++ b/klagomål/A 24879-2026 FSC-klagomål.docx
@@ -911,7 +911,7 @@
     <w:r>
       <w:tab/>
       <w:tab/>
-      <w:t>2026-07-27</w:t>
+      <w:t>2026-07-28</w:t>
       <w:br/>
       <w:br/>
     </w:r>

--- a/klagomål/A 24879-2026 FSC-klagomål.docx
+++ b/klagomål/A 24879-2026 FSC-klagomål.docx
@@ -911,7 +911,7 @@
     <w:r>
       <w:tab/>
       <w:tab/>
-      <w:t>2026-07-28</w:t>
+      <w:t>2026-07-29</w:t>
       <w:br/>
       <w:br/>
     </w:r>

--- a/klagomål/A 24879-2026 FSC-klagomål.docx
+++ b/klagomål/A 24879-2026 FSC-klagomål.docx
@@ -911,7 +911,7 @@
     <w:r>
       <w:tab/>
       <w:tab/>
-      <w:t>2026-07-29</w:t>
+      <w:t>2026-07-30</w:t>
       <w:br/>
       <w:br/>
     </w:r>

--- a/klagomål/A 24879-2026 FSC-klagomål.docx
+++ b/klagomål/A 24879-2026 FSC-klagomål.docx
@@ -911,7 +911,7 @@
     <w:r>
       <w:tab/>
       <w:tab/>
-      <w:t>2026-07-30</w:t>
+      <w:t>2026-07-31</w:t>
       <w:br/>
       <w:br/>
     </w:r>

--- a/klagomål/A 24879-2026 FSC-klagomål.docx
+++ b/klagomål/A 24879-2026 FSC-klagomål.docx
@@ -911,7 +911,7 @@
     <w:r>
       <w:tab/>
       <w:tab/>
-      <w:t>2026-07-31</w:t>
+      <w:t>2026-08-01</w:t>
       <w:br/>
       <w:br/>
     </w:r>

--- a/klagomål/A 24879-2026 FSC-klagomål.docx
+++ b/klagomål/A 24879-2026 FSC-klagomål.docx
@@ -911,7 +911,7 @@
     <w:r>
       <w:tab/>
       <w:tab/>
-      <w:t>2026-08-01</w:t>
+      <w:t>2026-08-02</w:t>
       <w:br/>
       <w:br/>
     </w:r>

--- a/klagomål/A 24879-2026 FSC-klagomål.docx
+++ b/klagomål/A 24879-2026 FSC-klagomål.docx
@@ -911,7 +911,7 @@
     <w:r>
       <w:tab/>
       <w:tab/>
-      <w:t>2026-08-02</w:t>
+      <w:t>2026-08-03</w:t>
       <w:br/>
       <w:br/>
     </w:r>

--- a/klagomål/A 24879-2026 FSC-klagomål.docx
+++ b/klagomål/A 24879-2026 FSC-klagomål.docx
@@ -911,7 +911,7 @@
     <w:r>
       <w:tab/>
       <w:tab/>
-      <w:t>2026-08-03</w:t>
+      <w:t>2026-08-05</w:t>
       <w:br/>
       <w:br/>
     </w:r>

--- a/klagomål/A 24879-2026 FSC-klagomål.docx
+++ b/klagomål/A 24879-2026 FSC-klagomål.docx
@@ -911,7 +911,7 @@
     <w:r>
       <w:tab/>
       <w:tab/>
-      <w:t>2026-08-05</w:t>
+      <w:t>2026-08-07</w:t>
       <w:br/>
       <w:br/>
     </w:r>

--- a/klagomål/A 24879-2026 FSC-klagomål.docx
+++ b/klagomål/A 24879-2026 FSC-klagomål.docx
@@ -911,7 +911,7 @@
     <w:r>
       <w:tab/>
       <w:tab/>
-      <w:t>2026-08-07</w:t>
+      <w:t>2026-08-08</w:t>
       <w:br/>
       <w:br/>
     </w:r>

--- a/klagomål/A 24879-2026 FSC-klagomål.docx
+++ b/klagomål/A 24879-2026 FSC-klagomål.docx
@@ -216,7 +216,7 @@
         <w:spacing w:after="240"/>
       </w:pPr>
       <w:r>
-        <w:t>Figur 1. Fyndplatser för naturvårdsarter i och inom 3 meter från avverkningsanmälan. Markörer utan svart kant är placerade på fyndplatsen. Markörer med svart kant är placerade vid sidan av fyndplatsen har ett svart streck som visar fyndplatsens exakta position. Kartans mittpunktskoordinat är N 6576512, E 499252 i SWEREF 99 TM.</w:t>
+        <w:t>Figur 1. Fyndplatser för naturvårdsarter i och inom 3 meter från avverkningsanmälan. Markörer utan svart kant är placerade på fyndplatsen. Markörer med svart kant är placerade vid sidan av fyndplatsen och har ett svart streck som visar fyndplatsens exakta position. Kartans mittpunktskoordinat är N 6576512, E 499252 i SWEREF 99 TM.</w:t>
       </w:r>
     </w:p>
     <w:p>
@@ -911,7 +911,7 @@
     <w:r>
       <w:tab/>
       <w:tab/>
-      <w:t>2026-08-14</w:t>
+      <w:t>2026-08-15</w:t>
       <w:br/>
       <w:br/>
     </w:r>

--- a/klagomål/A 24879-2026 FSC-klagomål.docx
+++ b/klagomål/A 24879-2026 FSC-klagomål.docx
@@ -911,7 +911,7 @@
     <w:r>
       <w:tab/>
       <w:tab/>
-      <w:t>2026-08-15</w:t>
+      <w:t>2026-08-16</w:t>
       <w:br/>
       <w:br/>
     </w:r>

--- a/klagomål/A 24879-2026 FSC-klagomål.docx
+++ b/klagomål/A 24879-2026 FSC-klagomål.docx
@@ -911,7 +911,7 @@
     <w:r>
       <w:tab/>
       <w:tab/>
-      <w:t>2026-08-16</w:t>
+      <w:t>2026-08-17</w:t>
       <w:br/>
       <w:br/>
     </w:r>

--- a/klagomål/A 24879-2026 FSC-klagomål.docx
+++ b/klagomål/A 24879-2026 FSC-klagomål.docx
@@ -911,7 +911,7 @@
     <w:r>
       <w:tab/>
       <w:tab/>
-      <w:t>2026-08-17</w:t>
+      <w:t>2026-08-18</w:t>
       <w:br/>
       <w:br/>
     </w:r>

--- a/klagomål/A 24879-2026 FSC-klagomål.docx
+++ b/klagomål/A 24879-2026 FSC-klagomål.docx
@@ -911,7 +911,7 @@
     <w:r>
       <w:tab/>
       <w:tab/>
-      <w:t>2026-08-18</w:t>
+      <w:t>2026-08-19</w:t>
       <w:br/>
       <w:br/>
     </w:r>

--- a/klagomål/A 24879-2026 FSC-klagomål.docx
+++ b/klagomål/A 24879-2026 FSC-klagomål.docx
@@ -911,7 +911,7 @@
     <w:r>
       <w:tab/>
       <w:tab/>
-      <w:t>2026-08-19</w:t>
+      <w:t>2026-08-20</w:t>
       <w:br/>
       <w:br/>
     </w:r>

--- a/klagomål/A 24879-2026 FSC-klagomål.docx
+++ b/klagomål/A 24879-2026 FSC-klagomål.docx
@@ -911,7 +911,7 @@
     <w:r>
       <w:tab/>
       <w:tab/>
-      <w:t>2026-08-20</w:t>
+      <w:t>2026-08-21</w:t>
       <w:br/>
       <w:br/>
     </w:r>

--- a/klagomål/A 24879-2026 FSC-klagomål.docx
+++ b/klagomål/A 24879-2026 FSC-klagomål.docx
@@ -911,7 +911,7 @@
     <w:r>
       <w:tab/>
       <w:tab/>
-      <w:t>2026-08-21</w:t>
+      <w:t>2026-08-22</w:t>
       <w:br/>
       <w:br/>
     </w:r>

--- a/klagomål/A 24879-2026 FSC-klagomål.docx
+++ b/klagomål/A 24879-2026 FSC-klagomål.docx
@@ -911,7 +911,7 @@
     <w:r>
       <w:tab/>
       <w:tab/>
-      <w:t>2026-08-22</w:t>
+      <w:t>2026-08-23</w:t>
       <w:br/>
       <w:br/>
     </w:r>

--- a/klagomål/A 24879-2026 FSC-klagomål.docx
+++ b/klagomål/A 24879-2026 FSC-klagomål.docx
@@ -911,7 +911,7 @@
     <w:r>
       <w:tab/>
       <w:tab/>
-      <w:t>2026-08-23</w:t>
+      <w:t>2026-08-24</w:t>
       <w:br/>
       <w:br/>
     </w:r>

--- a/klagomål/A 24879-2026 FSC-klagomål.docx
+++ b/klagomål/A 24879-2026 FSC-klagomål.docx
@@ -911,7 +911,7 @@
     <w:r>
       <w:tab/>
       <w:tab/>
-      <w:t>2026-08-24</w:t>
+      <w:t>2026-08-25</w:t>
       <w:br/>
       <w:br/>
     </w:r>

--- a/klagomål/A 24879-2026 FSC-klagomål.docx
+++ b/klagomål/A 24879-2026 FSC-klagomål.docx
@@ -911,7 +911,7 @@
     <w:r>
       <w:tab/>
       <w:tab/>
-      <w:t>2026-08-25</w:t>
+      <w:t>2026-08-26</w:t>
       <w:br/>
       <w:br/>
     </w:r>

--- a/klagomål/A 24879-2026 FSC-klagomål.docx
+++ b/klagomål/A 24879-2026 FSC-klagomål.docx
@@ -911,7 +911,7 @@
     <w:r>
       <w:tab/>
       <w:tab/>
-      <w:t>2026-08-26</w:t>
+      <w:t>2026-08-27</w:t>
       <w:br/>
       <w:br/>
     </w:r>

--- a/klagomål/A 24879-2026 FSC-klagomål.docx
+++ b/klagomål/A 24879-2026 FSC-klagomål.docx
@@ -911,7 +911,7 @@
     <w:r>
       <w:tab/>
       <w:tab/>
-      <w:t>2026-08-27</w:t>
+      <w:t>2026-08-28</w:t>
       <w:br/>
       <w:br/>
     </w:r>

--- a/klagomål/A 24879-2026 FSC-klagomål.docx
+++ b/klagomål/A 24879-2026 FSC-klagomål.docx
@@ -911,7 +911,7 @@
     <w:r>
       <w:tab/>
       <w:tab/>
-      <w:t>2026-08-28</w:t>
+      <w:t>2026-08-29</w:t>
       <w:br/>
       <w:br/>
     </w:r>

--- a/klagomål/A 24879-2026 FSC-klagomål.docx
+++ b/klagomål/A 24879-2026 FSC-klagomål.docx
@@ -911,7 +911,7 @@
     <w:r>
       <w:tab/>
       <w:tab/>
-      <w:t>2026-08-29</w:t>
+      <w:t>2026-08-31</w:t>
       <w:br/>
       <w:br/>
     </w:r>

--- a/klagomål/A 24879-2026 FSC-klagomål.docx
+++ b/klagomål/A 24879-2026 FSC-klagomål.docx
@@ -911,7 +911,7 @@
     <w:r>
       <w:tab/>
       <w:tab/>
-      <w:t>2026-08-31</w:t>
+      <w:t>2026-09-01</w:t>
       <w:br/>
       <w:br/>
     </w:r>

--- a/klagomål/A 24879-2026 FSC-klagomål.docx
+++ b/klagomål/A 24879-2026 FSC-klagomål.docx
@@ -911,7 +911,7 @@
     <w:r>
       <w:tab/>
       <w:tab/>
-      <w:t>2026-09-01</w:t>
+      <w:t>2026-09-02</w:t>
       <w:br/>
       <w:br/>
     </w:r>

--- a/klagomål/A 24879-2026 FSC-klagomål.docx
+++ b/klagomål/A 24879-2026 FSC-klagomål.docx
@@ -911,7 +911,7 @@
     <w:r>
       <w:tab/>
       <w:tab/>
-      <w:t>2026-09-02</w:t>
+      <w:t>2026-09-03</w:t>
       <w:br/>
       <w:br/>
     </w:r>

--- a/klagomål/A 24879-2026 FSC-klagomål.docx
+++ b/klagomål/A 24879-2026 FSC-klagomål.docx
@@ -911,7 +911,7 @@
     <w:r>
       <w:tab/>
       <w:tab/>
-      <w:t>2026-09-03</w:t>
+      <w:t>2026-09-04</w:t>
       <w:br/>
       <w:br/>
     </w:r>

--- a/klagomål/A 24879-2026 FSC-klagomål.docx
+++ b/klagomål/A 24879-2026 FSC-klagomål.docx
@@ -911,7 +911,7 @@
     <w:r>
       <w:tab/>
       <w:tab/>
-      <w:t>2026-09-04</w:t>
+      <w:t>2026-09-05</w:t>
       <w:br/>
       <w:br/>
     </w:r>
